--- a/analise-ed/12_Tese_SodaFil_Logic_Blocks_Premissas.docx
+++ b/analise-ed/12_Tese_SodaFil_Logic_Blocks_Premissas.docx
@@ -2,7 +2,7 @@
 <file path=word/document.xml><?xml version="1.0" encoding="utf-8"?>
 <w:document xmlns:w="http://schemas.openxmlformats.org/wordprocessingml/2006/main" xmlns:m="http://schemas.openxmlformats.org/officeDocument/2006/math" xmlns:r="http://schemas.openxmlformats.org/officeDocument/2006/relationships" xmlns:o="urn:schemas-microsoft-com:office:office" xmlns:v="urn:schemas-microsoft-com:vml" xmlns:w10="urn:schemas-microsoft-com:office:word" xmlns:a="http://schemas.openxmlformats.org/drawingml/2006/main" xmlns:pic="http://schemas.openxmlformats.org/drawingml/2006/picture" xmlns:wp="http://schemas.openxmlformats.org/drawingml/2006/wordprocessingDrawing">
   <w:body>
-    <w:bookmarkStart w:id="33" w:name="X838c686885d64c2c67b3d807bc337ed4f4dae48"/>
+    <w:bookmarkStart w:id="34" w:name="X838c686885d64c2c67b3d807bc337ed4f4dae48"/>
     <w:p>
       <w:pPr>
         <w:pStyle w:val="Heading1"/>
@@ -52,13 +52,13 @@
           <w:bCs/>
           <w:b/>
         </w:rPr>
-        <w:t xml:space="preserve">Data:</w:t>
-      </w:r>
-      <w:r>
-        <w:t xml:space="preserve"> </w:t>
-      </w:r>
-      <w:r>
-        <w:t xml:space="preserve">13/10/2026 ·</w:t>
+        <w:t xml:space="preserve">Versão:</w:t>
+      </w:r>
+      <w:r>
+        <w:t xml:space="preserve"> </w:t>
+      </w:r>
+      <w:r>
+        <w:t xml:space="preserve">v2, 13/10/2026 ·</w:t>
       </w:r>
       <w:r>
         <w:t xml:space="preserve"> </w:t>
@@ -74,7 +74,7 @@
         <w:t xml:space="preserve"> </w:t>
       </w:r>
       <w:r>
-        <w:t xml:space="preserve">cadeia para validação, não é copy.</w:t>
+        <w:t xml:space="preserve">cadeia validada nos 5 pontos da v1; provas 1–13 do doc 08 integradas. Não é copy.</w:t>
       </w:r>
     </w:p>
     <w:p>
@@ -92,7 +92,7 @@
         <w:t xml:space="preserve"> </w:t>
       </w:r>
       <w:r>
-        <w:t xml:space="preserve">(brief 04, doc 11 Parte 6, briefing 06):</w:t>
+        <w:t xml:space="preserve">(brief 04, doc 11 Parte 6, briefing 06, doc 08):</w:t>
       </w:r>
       <w:r>
         <w:t xml:space="preserve"> </w:t>
@@ -120,7 +120,7 @@
         <w:t xml:space="preserve"> </w:t>
       </w:r>
       <w:r>
-        <w:t xml:space="preserve">(fonte, número, imagem; estoque da Alpha Erec convertido em cimento) e</w:t>
+        <w:t xml:space="preserve">(fonte, número, imagem; estoque da Alpha Erec convertido em cimento; demonstrações físicas do doc 08) e</w:t>
       </w:r>
       <w:r>
         <w:t xml:space="preserve"> </w:t>
@@ -142,6 +142,50 @@
         <w:t xml:space="preserve"> </w:t>
       </w:r>
       <w:r>
+        <w:t xml:space="preserve">-</w:t>
+      </w:r>
+      <w:r>
+        <w:t xml:space="preserve"> </w:t>
+      </w:r>
+      <w:r>
+        <w:rPr>
+          <w:bCs/>
+          <w:b/>
+        </w:rPr>
+        <w:t xml:space="preserve">Um cimento só:</w:t>
+      </w:r>
+      <w:r>
+        <w:t xml:space="preserve"> </w:t>
+      </w:r>
+      <w:r>
+        <w:t xml:space="preserve">o glifosato gruda e seca como cimento (Soda Horse). Sem segundo mecanismo de cicatriz/tipo I.</w:t>
+      </w:r>
+      <w:r>
+        <w:t xml:space="preserve"> </w:t>
+      </w:r>
+      <w:r>
+        <w:t xml:space="preserve">-</w:t>
+      </w:r>
+      <w:r>
+        <w:t xml:space="preserve"> </w:t>
+      </w:r>
+      <w:r>
+        <w:rPr>
+          <w:bCs/>
+          <w:b/>
+        </w:rPr>
+        <w:t xml:space="preserve">Um veneno só na tese:</w:t>
+      </w:r>
+      <w:r>
+        <w:t xml:space="preserve"> </w:t>
+      </w:r>
+      <w:r>
+        <w:t xml:space="preserve">glifosato. PFAS fica na discovery como reforço e não entra aqui.</w:t>
+      </w:r>
+      <w:r>
+        <w:t xml:space="preserve"> </w:t>
+      </w:r>
+      <w:r>
         <w:t xml:space="preserve">- Sem pudor na fala: pau, broxou, mole que nem macarrão cozido, mijar o cimento pra fora, foder, gozar. Termo técnico uma vez, depois vira a palavra dele.</w:t>
       </w:r>
       <w:r>
@@ -154,7 +198,31 @@
         <w:t xml:space="preserve"> </w:t>
       </w:r>
       <w:r>
-        <w:t xml:space="preserve">- Toque nosso só nas premissas 2, 3, 4, 6, 7, 9, 13–16, 20–22, 24–26 (numeração da Parte 5 do doc 11; aqui remapeada e indicada por</w:t>
+        <w:t xml:space="preserve">- A ressonância de 60% é anônima na tese (</w:t>
+      </w:r>
+      <w:r>
+        <w:t xml:space="preserve">“</w:t>
+      </w:r>
+      <w:r>
+        <w:t xml:space="preserve">este homem</w:t>
+      </w:r>
+      <w:r>
+        <w:t xml:space="preserve">”</w:t>
+      </w:r>
+      <w:r>
+        <w:t xml:space="preserve">); o build-up revela que era a do Mike (60 → 28).</w:t>
+      </w:r>
+      <w:r>
+        <w:t xml:space="preserve"> </w:t>
+      </w:r>
+      <w:r>
+        <w:t xml:space="preserve">- Colágeno: a desqualificação é por idade e função do animal (boi de 18 meses de couro vs touro reprodutor de 15 anos de tendão), não por dieta, porque o Longhorn come a ração do saco.</w:t>
+      </w:r>
+      <w:r>
+        <w:t xml:space="preserve"> </w:t>
+      </w:r>
+      <w:r>
+        <w:t xml:space="preserve">- Toque nosso só nas premissas marcadas</w:t>
       </w:r>
       <w:r>
         <w:t xml:space="preserve"> </w:t>
@@ -166,13 +234,13 @@
         <w:t xml:space="preserve">[toque]</w:t>
       </w:r>
       <w:r>
-        <w:t xml:space="preserve">).</w:t>
-      </w:r>
-      <w:r>
-        <w:t xml:space="preserve"> </w:t>
-      </w:r>
-      <w:r>
-        <w:t xml:space="preserve">- Conjunto único de números: 70–80% · 14x · 90% antes dos 21 · 7 polegadas · 60% / 70% · 18 meses / 5 anos / 10 anos · 15 kg · $700 mil · 18 anos de monta · 92% / IIEF 15→27 · +28–40% em 7 dias · 72h / 5d / 14d / 21d / 30d · Voluntário 22, 5,63” → 8,46” · RM 60 → 28.</w:t>
+        <w:t xml:space="preserve">.</w:t>
+      </w:r>
+      <w:r>
+        <w:t xml:space="preserve"> </w:t>
+      </w:r>
+      <w:r>
+        <w:t xml:space="preserve">- Conjunto único de números: 70–80% · 14x · 90% antes dos 21 · 7 polegadas · 60% / 70% · 18 meses / 5 anos / 10 anos · 15 kg · 0,7–1% · $700 mil · 18 anos de monta · 9 g em 900 kg / 380 mg · 92% / IIEF 15→27 · +28–40% em 7 dias · 72h / 5d / 14d / 21d / 30d · Voluntário 22, 5,63” → 8,46” · RM 60 → 28.</w:t>
       </w:r>
     </w:p>
     <w:p>
@@ -224,7 +292,7 @@
         <w:t xml:space="preserve"> </w:t>
       </w:r>
       <w:r>
-        <w:t xml:space="preserve">O touro Longhorn come 15 quilos daquela ração por dia e cobre aos 18 como aos 3, porque o capataz mistura um pó no cocho. Puro só faz arrotar; preparado, dissolve o cimento. Mas o touro faz quatro coisas na ordem: Dissolver (bicarbonato preparado) · Reconstruir (colágeno de tendão de touro Longhorn de pasto) · Proteger (Pycnogenol) · Reativar (Tongkat Ali). Em 30 dias a esponja volta, e as polegadas que o cimento travou voltam com ela.</w:t>
+        <w:t xml:space="preserve">O touro Longhorn come 15 quilos daquela ração por dia e monta aos 18 como aos 3, porque o rancheiro mistura bicarbonato no cocho, e porque o touro faz quatro coisas na ordem. O bicarbonato está em todo saco de ração do Texas; o segredo é o preparo, porque puro, no seu estômago de um compartimento só, só faz arrotar. Dissolver (bicarbonato preparado) · Reconstruir (colágeno de tendão de touro reprodutor Longhorn) · Proteger (Pycnogenol) · Reativar (Tongkat Ali). Em 30 dias a esponja volta, e as polegadas que o cimento travou voltam com ela.</w:t>
       </w:r>
     </w:p>
     <w:p>
@@ -252,11 +320,12 @@
         <w:jc w:val="start"/>
       </w:tblPr>
       <w:tblGrid>
-        <w:gridCol w:w="1584"/>
-        <w:gridCol w:w="1584"/>
-        <w:gridCol w:w="1584"/>
-        <w:gridCol w:w="1584"/>
-        <w:gridCol w:w="1584"/>
+        <w:gridCol w:w="1320"/>
+        <w:gridCol w:w="1320"/>
+        <w:gridCol w:w="1320"/>
+        <w:gridCol w:w="1320"/>
+        <w:gridCol w:w="1320"/>
+        <w:gridCol w:w="1320"/>
       </w:tblGrid>
       <w:tr>
         <w:trPr>
@@ -318,6 +387,18 @@
               <w:jc w:val="left"/>
             </w:pPr>
             <w:r>
+              <w:t xml:space="preserve">Demos do doc 08</w:t>
+            </w:r>
+          </w:p>
+        </w:tc>
+        <w:tc>
+          <w:tcPr/>
+          <w:p>
+            <w:pPr>
+              <w:pStyle w:val="Compact"/>
+              <w:jc w:val="left"/>
+            </w:pPr>
+            <w:r>
               <w:t xml:space="preserve">Tempo-alvo</w:t>
             </w:r>
           </w:p>
@@ -413,6 +494,18 @@
               <w:jc w:val="left"/>
             </w:pPr>
             <w:r>
+              <w:t xml:space="preserve">—</w:t>
+            </w:r>
+          </w:p>
+        </w:tc>
+        <w:tc>
+          <w:tcPr/>
+          <w:p>
+            <w:pPr>
+              <w:pStyle w:val="Compact"/>
+              <w:jc w:val="left"/>
+            </w:pPr>
+            <w:r>
               <w:t xml:space="preserve">~2:00</w:t>
             </w:r>
           </w:p>
@@ -451,7 +544,7 @@
               <w:jc w:val="left"/>
             </w:pPr>
             <w:r>
-              <w:t xml:space="preserve">Ligar o veneno da discovery à esponja (14x), mostrar o cimento secando em camadas, estender o dano para trás (aos 15) e para ela (7 polegadas). Nomear uma vez. Exame do Mike: 60%.</w:t>
+              <w:t xml:space="preserve">Ligar o veneno da discovery à esponja (14x), mostrar o cimento secando em camadas, estender o dano para trás (aos 15) e para ela (7 polegadas). Nomear uma vez. Exame anônimo: 60%.</w:t>
             </w:r>
           </w:p>
         </w:tc>
@@ -475,7 +568,19 @@
               <w:jc w:val="left"/>
             </w:pPr>
             <w:r>
-              <w:t xml:space="preserve">~3:30</w:t>
+              <w:t xml:space="preserve">—</w:t>
+            </w:r>
+          </w:p>
+        </w:tc>
+        <w:tc>
+          <w:tcPr/>
+          <w:p>
+            <w:pPr>
+              <w:pStyle w:val="Compact"/>
+              <w:jc w:val="left"/>
+            </w:pPr>
+            <w:r>
+              <w:t xml:space="preserve">~3:15</w:t>
             </w:r>
           </w:p>
         </w:tc>
@@ -537,6 +642,18 @@
               <w:jc w:val="left"/>
             </w:pPr>
             <w:r>
+              <w:t xml:space="preserve">—</w:t>
+            </w:r>
+          </w:p>
+        </w:tc>
+        <w:tc>
+          <w:tcPr/>
+          <w:p>
+            <w:pPr>
+              <w:pStyle w:val="Compact"/>
+              <w:jc w:val="left"/>
+            </w:pPr>
+            <w:r>
               <w:t xml:space="preserve">~3:00</w:t>
             </w:r>
           </w:p>
@@ -575,7 +692,7 @@
               <w:jc w:val="left"/>
             </w:pPr>
             <w:r>
-              <w:t xml:space="preserve">Paradoxo (come mais veneno, não cimenta) → $700 mil em jogo → o pó do saco do capataz →</w:t>
+              <w:t xml:space="preserve">Paradoxo (come mais veneno, não cimenta) com o exame do veterinário e os dois laudos → por que não o cavalo (manequim vs pasto) → $700 mil em jogo → o bicarbonato está no rótulo; o segredo é o preparo →</w:t>
             </w:r>
             <w:r>
               <w:t xml:space="preserve"> </w:t>
@@ -614,7 +731,19 @@
               <w:jc w:val="left"/>
             </w:pPr>
             <w:r>
-              <w:t xml:space="preserve">~2:30</w:t>
+              <w:t xml:space="preserve">1B + 1C, 13A, 2A</w:t>
+            </w:r>
+          </w:p>
+        </w:tc>
+        <w:tc>
+          <w:tcPr/>
+          <w:p>
+            <w:pPr>
+              <w:pStyle w:val="Compact"/>
+              <w:jc w:val="left"/>
+            </w:pPr>
+            <w:r>
+              <w:t xml:space="preserve">~3:00</w:t>
             </w:r>
           </w:p>
         </w:tc>
@@ -670,10 +799,7 @@
               <w:t xml:space="preserve"> </w:t>
             </w:r>
             <w:r>
-              <w:t xml:space="preserve">com o</w:t>
-            </w:r>
-            <w:r>
-              <w:t xml:space="preserve"> </w:t>
+              <w:t xml:space="preserve">com o torso e os dois estômagos (</w:t>
             </w:r>
             <w:r>
               <w:t xml:space="preserve">“</w:t>
@@ -685,10 +811,7 @@
               <w:t xml:space="preserve">”</w:t>
             </w:r>
             <w:r>
-              <w:t xml:space="preserve"> </w:t>
-            </w:r>
-            <w:r>
-              <w:t xml:space="preserve">do capataz, prova na urina.</w:t>
+              <w:t xml:space="preserve">), prova na urina, dose exata (o fardo na mesa).</w:t>
             </w:r>
           </w:p>
         </w:tc>
@@ -712,7 +835,19 @@
               <w:jc w:val="left"/>
             </w:pPr>
             <w:r>
-              <w:t xml:space="preserve">~2:00</w:t>
+              <w:t xml:space="preserve">3B físico, 4 + 5, 12C</w:t>
+            </w:r>
+          </w:p>
+        </w:tc>
+        <w:tc>
+          <w:tcPr/>
+          <w:p>
+            <w:pPr>
+              <w:pStyle w:val="Compact"/>
+              <w:jc w:val="left"/>
+            </w:pPr>
+            <w:r>
+              <w:t xml:space="preserve">~2:30</w:t>
             </w:r>
           </w:p>
         </w:tc>
@@ -750,7 +885,7 @@
               <w:jc w:val="left"/>
             </w:pPr>
             <w:r>
-              <w:t xml:space="preserve">Por que dissolver não basta; tendão de Longhorn de pasto; régua e ressonância; ela congela 3 segundos.</w:t>
+              <w:t xml:space="preserve">Por que dissolver não basta; tendão de touro reprodutor; régua e ressonância; ela congela 3 segundos.</w:t>
             </w:r>
           </w:p>
         </w:tc>
@@ -763,6 +898,18 @@
             </w:pPr>
             <w:r>
               <w:t xml:space="preserve">SH 16</w:t>
+            </w:r>
+          </w:p>
+        </w:tc>
+        <w:tc>
+          <w:tcPr/>
+          <w:p>
+            <w:pPr>
+              <w:pStyle w:val="Compact"/>
+              <w:jc w:val="left"/>
+            </w:pPr>
+            <w:r>
+              <w:t xml:space="preserve">6B + 6C, 7B</w:t>
             </w:r>
           </w:p>
         </w:tc>
@@ -812,7 +959,7 @@
               <w:jc w:val="left"/>
             </w:pPr>
             <w:r>
-              <w:t xml:space="preserve">Chuva e café de amanhã (PFAS, glifosato) → escudo; receptores mudos → fio emendado; homem inteiro; marcos; ponte para o build-up.</w:t>
+              <w:t xml:space="preserve">O café de amanhã → escudo; receptores mudos → fio emendado; homem inteiro; marcos; ponte para o build-up.</w:t>
             </w:r>
           </w:p>
         </w:tc>
@@ -825,6 +972,18 @@
             </w:pPr>
             <w:r>
               <w:t xml:space="preserve">SH 17</w:t>
+            </w:r>
+          </w:p>
+        </w:tc>
+        <w:tc>
+          <w:tcPr/>
+          <w:p>
+            <w:pPr>
+              <w:pStyle w:val="Compact"/>
+              <w:jc w:val="left"/>
+            </w:pPr>
+            <w:r>
+              <w:t xml:space="preserve">8B, 9A + 9C, 10C</w:t>
             </w:r>
           </w:p>
         </w:tc>
@@ -1105,7 +1264,7 @@
         <w:t xml:space="preserve"> </w:t>
       </w:r>
       <w:r>
-        <w:t xml:space="preserve">ARGUMENTO: 3D do corte enchendo até o tamanho completo e esvaziando (HJ 19:55). Lettering</w:t>
+        <w:t xml:space="preserve">ARGUMENTO: 3D do corte enchendo até o tamanho completo e esvaziando. Lettering</w:t>
       </w:r>
       <w:r>
         <w:t xml:space="preserve"> </w:t>
@@ -1201,15 +1360,6 @@
         <w:t xml:space="preserve"> </w:t>
       </w:r>
       <w:r>
-        <w:rPr>
-          <w:rStyle w:val="VerbatimChar"/>
-        </w:rPr>
-        <w:t xml:space="preserve">[toque: nenhum]</w:t>
-      </w:r>
-      <w:r>
-        <w:t xml:space="preserve"> </w:t>
-      </w:r>
-      <w:r>
         <w:t xml:space="preserve">ARGUMENTO: Gráfico</w:t>
       </w:r>
       <w:r>
@@ -1249,7 +1399,7 @@
         <w:t xml:space="preserve"> </w:t>
       </w:r>
       <w:r>
-        <w:t xml:space="preserve">MEMÓRIA: Nenhuma aqui de propósito; a frase fecha seca para o veneno entrar na próxima.</w:t>
+        <w:t xml:space="preserve">MEMÓRIA: Nenhuma de propósito; a frase fecha seca para o veneno entrar na próxima.</w:t>
       </w:r>
       <w:r>
         <w:t xml:space="preserve"> </w:t>
@@ -1352,7 +1502,7 @@
         <w:t xml:space="preserve"> </w:t>
       </w:r>
       <w:r>
-        <w:t xml:space="preserve">ARGUMENTO: Colher de pedreiro mexendo cimento fresco (SH 29:38); fibras da esponja sendo envolvidas por cimento cinza úmido que clareia e seca; a mola para de voltar. Clipe:</w:t>
+        <w:t xml:space="preserve">ARGUMENTO: Colher de pedreiro mexendo cimento fresco; fibras da esponja sendo envolvidas por cimento cinza úmido que clareia e seca; a mola para de voltar. Clipe:</w:t>
       </w:r>
       <w:r>
         <w:t xml:space="preserve"> </w:t>
@@ -1394,25 +1544,25 @@
         <w:t xml:space="preserve"> </w:t>
       </w:r>
       <w:r>
-        <w:t xml:space="preserve">O corpo tenta consertar. E conserta com o que tem: o mesmo material que fecha um corte na pele. Denso, rígido, feito pra nunca mais abrir. Esponja virando cimento. E cimento não enche. Cimento não endurece. Cimento não bombeia sangue. Cimento não fode.</w:t>
-      </w:r>
-      <w:r>
-        <w:t xml:space="preserve"> </w:t>
-      </w:r>
-      <w:r>
-        <w:t xml:space="preserve">ARGUMENTO: Uma frase e um plano: cimento fresco despejado sobre a esponja rosa (conversão do tecido cicatrizado da AE 24:50). Cadência em lettering.</w:t>
-      </w:r>
-      <w:r>
-        <w:t xml:space="preserve"> </w:t>
-      </w:r>
-      <w:r>
-        <w:t xml:space="preserve">MEMÓRIA: Cimento só fica ali, parado, no meio do seu pau, morto, enquanto você vai procurar a culpa em outro lugar. No estresse. Na idade. Nela. Ela te quer. O seu pau é que não consegue mais.</w:t>
-      </w:r>
-      <w:r>
-        <w:t xml:space="preserve"> </w:t>
-      </w:r>
-      <w:r>
-        <w:t xml:space="preserve">Etiqueta: Lógica do Cotidiano + Fechamento Lógico (repetição).</w:t>
+        <w:t xml:space="preserve">Esponja virando cimento. E cimento não enche. Cimento não endurece. Cimento não bombeia sangue. Cimento não fode. Cimento só fica ali, parado, no meio do seu pau, morto, enquanto você vai procurar a culpa em outro lugar.</w:t>
+      </w:r>
+      <w:r>
+        <w:t xml:space="preserve"> </w:t>
+      </w:r>
+      <w:r>
+        <w:t xml:space="preserve">ARGUMENTO: Cadência em lettering sobre a esponja com o bloco cinza crescendo. (Sem o segundo mecanismo da Alpha Erec: o cimento é o veneno, não o corpo.)</w:t>
+      </w:r>
+      <w:r>
+        <w:t xml:space="preserve"> </w:t>
+      </w:r>
+      <w:r>
+        <w:t xml:space="preserve">MEMÓRIA: No estresse. Na idade. Nela. Ela te quer. O seu pau é que não consegue mais.</w:t>
+      </w:r>
+      <w:r>
+        <w:t xml:space="preserve"> </w:t>
+      </w:r>
+      <w:r>
+        <w:t xml:space="preserve">Etiqueta: Fechamento Lógico (repetição).</w:t>
       </w:r>
     </w:p>
     <w:p>
@@ -1445,7 +1595,7 @@
         <w:t xml:space="preserve"> </w:t>
       </w:r>
       <w:r>
-        <w:t xml:space="preserve">ARGUMENTO: Página do estudo de Stanford legível (não desfocada); clipe curto do RFK da discovery; esponja 3D pequena com cimento na borda, lettering</w:t>
+        <w:t xml:space="preserve">ARGUMENTO: Página do estudo de Stanford legível; clipe curto do RFK da discovery; esponja 3D pequena com cimento na borda, lettering</w:t>
       </w:r>
       <w:r>
         <w:t xml:space="preserve"> </w:t>
@@ -1580,7 +1730,7 @@
         <w:t xml:space="preserve"> </w:t>
       </w:r>
       <w:r>
-        <w:t xml:space="preserve">ARGUMENTO: Única nomeação da tese. Lado a lado em microscopia: esponja viva rosa x esponja cimentada cinza, mesma escala, mesma luz (conversão da AE 27:14). Lupa passando pela fronteira rosa/cinza.</w:t>
+        <w:t xml:space="preserve">ARGUMENTO: Única nomeação da tese. Lado a lado em microscopia: esponja viva rosa x esponja cimentada cinza, mesma escala, mesma luz. Lupa passando pela fronteira rosa/cinza.</w:t>
       </w:r>
       <w:r>
         <w:t xml:space="preserve"> </w:t>
@@ -1622,7 +1772,7 @@
         <w:t xml:space="preserve"> </w:t>
       </w:r>
       <w:r>
-        <w:t xml:space="preserve">E isso não é teoria de internet. Isto aqui é um exame de verdade. 60% da esponja deste homem já virou cimento. A um passo do ponto sem volta. Esse homem é o Mike.</w:t>
+        <w:t xml:space="preserve">E isso não é teoria de internet. Isto aqui é um exame de verdade. 60% da esponja deste homem já virou cimento. A um passo do ponto sem volta.</w:t>
       </w:r>
       <w:r>
         <w:t xml:space="preserve"> </w:t>
@@ -1631,13 +1781,13 @@
         <w:rPr>
           <w:rStyle w:val="VerbatimChar"/>
         </w:rPr>
-        <w:t xml:space="preserve">[toque: a RM do Mike]</w:t>
-      </w:r>
-      <w:r>
-        <w:t xml:space="preserve"> </w:t>
-      </w:r>
-      <w:r>
-        <w:t xml:space="preserve">ARGUMENTO: Ressonância do Mike na tela com a barra de cimento: 60% cinza, linha vermelha no 70. Huberman:</w:t>
+        <w:t xml:space="preserve">[toque: a RM é a do Mike, revelada só no build-up]</w:t>
+      </w:r>
+      <w:r>
+        <w:t xml:space="preserve"> </w:t>
+      </w:r>
+      <w:r>
+        <w:t xml:space="preserve">ARGUMENTO: Ressonância anônima na tela com a barra de cimento: 60% cinza, linha vermelha no 70. Huberman:</w:t>
       </w:r>
       <w:r>
         <w:t xml:space="preserve"> </w:t>
@@ -1655,13 +1805,31 @@
         <w:t xml:space="preserve"> </w:t>
       </w:r>
       <w:r>
-        <w:t xml:space="preserve">MEMÓRIA: O homem mais temido da América, com um pau 60% cimento, fingindo cansaço num hotel em Arlington.</w:t>
-      </w:r>
-      <w:r>
-        <w:t xml:space="preserve"> </w:t>
-      </w:r>
-      <w:r>
-        <w:t xml:space="preserve">Etiqueta: Prova Documental + Prova por Caso.</w:t>
+        <w:t xml:space="preserve">MEMÓRIA:</w:t>
+      </w:r>
+      <w:r>
+        <w:t xml:space="preserve"> </w:t>
+      </w:r>
+      <w:r>
+        <w:t xml:space="preserve">“</w:t>
+      </w:r>
+      <w:r>
+        <w:t xml:space="preserve">Este homem</w:t>
+      </w:r>
+      <w:r>
+        <w:t xml:space="preserve">”</w:t>
+      </w:r>
+      <w:r>
+        <w:t xml:space="preserve"> </w:t>
+      </w:r>
+      <w:r>
+        <w:t xml:space="preserve">é ele, até o build-up dizer que era o Mike.</w:t>
+      </w:r>
+      <w:r>
+        <w:t xml:space="preserve"> </w:t>
+      </w:r>
+      <w:r>
+        <w:t xml:space="preserve">Etiqueta: Prova Documental.</w:t>
       </w:r>
     </w:p>
     <w:p>
@@ -1679,13 +1847,13 @@
         <w:t xml:space="preserve"> </w:t>
       </w:r>
       <w:r>
-        <w:t xml:space="preserve">Países inteiros já agiram: o México proibiu o glifosato, a Alemanha marcou a data. Nos Estados Unidos continua no cocho, no bife e no seu copo. Todo santo dia. Por isso não é problema de velho: todo homem que come comida americana está acumulando esse cimento.</w:t>
-      </w:r>
-      <w:r>
-        <w:t xml:space="preserve"> </w:t>
-      </w:r>
-      <w:r>
-        <w:t xml:space="preserve">ARGUMENTO: Dois prints de jornal (NYT México, Washington Post Alemanha). Prateleira do Roundup a $24.98.</w:t>
+        <w:t xml:space="preserve">O México proibiu o glifosato, a Alemanha marcou a data, e nos Estados Unidos ele continua no cocho, no bife e no seu copo, todo santo dia: por isso não é problema de velho, é de todo homem que come comida americana.</w:t>
+      </w:r>
+      <w:r>
+        <w:t xml:space="preserve"> </w:t>
+      </w:r>
+      <w:r>
+        <w:t xml:space="preserve">ARGUMENTO: Uma frase; os dois prints de jornal passam rápido.</w:t>
       </w:r>
       <w:r>
         <w:t xml:space="preserve"> </w:t>
@@ -1697,7 +1865,7 @@
         <w:t xml:space="preserve"> </w:t>
       </w:r>
       <w:r>
-        <w:t xml:space="preserve">Etiqueta: Prova de Autoridade + Prova por Experiência Própria.</w:t>
+        <w:t xml:space="preserve">Etiqueta: Prova de Autoridade (uma frase) + Prova por Experiência Própria.</w:t>
       </w:r>
     </w:p>
     <w:p>
@@ -2253,13 +2421,13 @@
         <w:t xml:space="preserve"> </w:t>
       </w:r>
       <w:r>
-        <w:t xml:space="preserve">Existe um ponto sem volta: 70% da esponja virada em cimento. Passou disso, nem o que eu vou te mostrar traz de volta inteiro. O Mike estava em 60. A um passo. Enquanto o cimento está úmido, solta. E por 30 anos ninguém no mundo sabia como fazer ele soltar. Até eu olhar pro lugar mais improvável: o pasto do rancho do Mike.</w:t>
-      </w:r>
-      <w:r>
-        <w:t xml:space="preserve"> </w:t>
-      </w:r>
-      <w:r>
-        <w:t xml:space="preserve">ARGUMENTO: Barra de cimento: 60 cinza, linha vermelha no 70. Túnel calcificado (SH 29:24) e, em corte, o túnel com cimento ainda escuro e úmido.</w:t>
+        <w:t xml:space="preserve">Existe um ponto sem volta: 70% da esponja virada em cimento. Passou disso, nem o que eu vou te mostrar traz de volta inteiro. O homem daquele exame estava em 60. A um passo. Enquanto o cimento está úmido, solta. E por 30 anos ninguém no mundo sabia como fazer ele soltar. Até eu olhar pro lugar mais improvável: o pasto do rancho do Mike.</w:t>
+      </w:r>
+      <w:r>
+        <w:t xml:space="preserve"> </w:t>
+      </w:r>
+      <w:r>
+        <w:t xml:space="preserve">ARGUMENTO: Barra de cimento: 60 cinza, linha vermelha no 70. Túnel calcificado e, em corte, o túnel com cimento ainda escuro e úmido.</w:t>
       </w:r>
       <w:r>
         <w:t xml:space="preserve"> </w:t>
@@ -2311,7 +2479,7 @@
         <w:t xml:space="preserve"> </w:t>
       </w:r>
       <w:r>
-        <w:t xml:space="preserve">Pensa comigo. O touro Longhorn come a ração daquele saco. 15 quilos por dia, encharcada do mesmo Roundup que você. Mais veneno num mês do que você comeu na vida. Por essa lógica, devia ser o animal mais broxa da Terra. É o contrário. Cobre aos 18 com a mesma força que cobria aos 3. A esponja dele nunca endurece. Longhorn não cimenta. E não é genética.</w:t>
+        <w:t xml:space="preserve">Pensa comigo. O touro Longhorn come a ração daquele saco. 15 quilos por dia, encharcada do mesmo Roundup que você. Mais veneno num mês do que você comeu na vida. Por essa lógica, devia ser o animal mais broxa da Terra. É o contrário. Monta aos 18 com a mesma força que montava aos 3. A esponja dele nunca endurece. Longhorn não cimenta. E não é genética.</w:t>
       </w:r>
       <w:r>
         <w:t xml:space="preserve"> </w:t>
@@ -2320,13 +2488,89 @@
         <w:rPr>
           <w:rStyle w:val="VerbatimChar"/>
         </w:rPr>
-        <w:t xml:space="preserve">[toque: capataz, saco, $700 mil, burp]</w:t>
-      </w:r>
-      <w:r>
-        <w:t xml:space="preserve"> </w:t>
-      </w:r>
-      <w:r>
-        <w:t xml:space="preserve">ARGUMENTO: O saco de ração com o rótulo; o touro no curral; lettering</w:t>
+        <w:t xml:space="preserve">[toque: capataz, saco, burp]</w:t>
+      </w:r>
+      <w:r>
+        <w:t xml:space="preserve"> </w:t>
+      </w:r>
+      <w:r>
+        <w:t xml:space="preserve">·</w:t>
+      </w:r>
+      <w:r>
+        <w:t xml:space="preserve"> </w:t>
+      </w:r>
+      <w:r>
+        <w:rPr>
+          <w:bCs/>
+          <w:b/>
+        </w:rPr>
+        <w:t xml:space="preserve">Demo 1B + 1C</w:t>
+      </w:r>
+      <w:r>
+        <w:t xml:space="preserve"> </w:t>
+      </w:r>
+      <w:r>
+        <w:t xml:space="preserve">ARGUMENTO: O exame de aptidão reprodutiva feito no curral pelo veterinário: prancheta</w:t>
+      </w:r>
+      <w:r>
+        <w:t xml:space="preserve"> </w:t>
+      </w:r>
+      <w:r>
+        <w:t xml:space="preserve">“</w:t>
+      </w:r>
+      <w:r>
+        <w:t xml:space="preserve">motilidade 70%, libido: satisfatório</w:t>
+      </w:r>
+      <w:r>
+        <w:t xml:space="preserve">”</w:t>
+      </w:r>
+      <w:r>
+        <w:t xml:space="preserve">, ficha carimbada</w:t>
+      </w:r>
+      <w:r>
+        <w:t xml:space="preserve"> </w:t>
+      </w:r>
+      <w:r>
+        <w:t xml:space="preserve">“</w:t>
+      </w:r>
+      <w:r>
+        <w:t xml:space="preserve">POTENTIAL BREEDER — SATISFACTORY</w:t>
+      </w:r>
+      <w:r>
+        <w:t xml:space="preserve">”</w:t>
+      </w:r>
+      <w:r>
+        <w:t xml:space="preserve">, lettering</w:t>
+      </w:r>
+      <w:r>
+        <w:t xml:space="preserve"> </w:t>
+      </w:r>
+      <w:r>
+        <w:t xml:space="preserve">“</w:t>
+      </w:r>
+      <w:r>
+        <w:t xml:space="preserve">AGE 18 = MAN OF 75</w:t>
+      </w:r>
+      <w:r>
+        <w:t xml:space="preserve">”</w:t>
+      </w:r>
+      <w:r>
+        <w:t xml:space="preserve">. Depois os dois laudos de glifosato na mesa: ração do touro vs pão e aveia do homem, marcador amarelo nos ppb, post-it</w:t>
+      </w:r>
+      <w:r>
+        <w:t xml:space="preserve"> </w:t>
+      </w:r>
+      <w:r>
+        <w:t xml:space="preserve">“</w:t>
+      </w:r>
+      <w:r>
+        <w:t xml:space="preserve">o touro come 2x mais e não cimenta</w:t>
+      </w:r>
+      <w:r>
+        <w:t xml:space="preserve">”</w:t>
+      </w:r>
+      <w:r>
+        <w:t xml:space="preserve">. Lettering</w:t>
       </w:r>
       <w:r>
         <w:t xml:space="preserve"> </w:t>
@@ -2359,13 +2603,13 @@
         <w:t xml:space="preserve"> </w:t>
       </w:r>
       <w:r>
-        <w:t xml:space="preserve">MEMÓRIA: O prospect já viu o touro e o saco na discovery. Aqui ele só junta.</w:t>
-      </w:r>
-      <w:r>
-        <w:t xml:space="preserve"> </w:t>
-      </w:r>
-      <w:r>
-        <w:t xml:space="preserve">Etiqueta: Lógica Física (paradoxo) + Callback.</w:t>
+        <w:t xml:space="preserve">MEMÓRIA: O prospect já viu o touro e o saco na discovery. Aqui ele vê o laudo e junta.</w:t>
+      </w:r>
+      <w:r>
+        <w:t xml:space="preserve"> </w:t>
+      </w:r>
+      <w:r>
+        <w:t xml:space="preserve">Etiqueta: Lógica Física (paradoxo) + Prova Documental + Prova de Autoridade (veterinário).</w:t>
       </w:r>
     </w:p>
     <w:p>
@@ -2419,7 +2663,110 @@
         <w:t xml:space="preserve"> </w:t>
       </w:r>
       <w:r>
-        <w:t xml:space="preserve">Um touro reprodutor de elite vale 700 mil dólares, e esse valor inteiro está numa coisa: ele continuar cobrindo, temporada após temporada, velho. Se a sua fortuna dependesse de um animal continuar duro, você deixaria ao acaso? Claro que não. Por isso os donos dos touros mais caros do Texas guardam um pó barato que não aparece em rótulo nenhum.</w:t>
+        <w:t xml:space="preserve">E antes que você pergunte por que não o cavalo, já que todo mundo fala do truque do cavalo: o garanhão de 30 milhões de dólares não cobre égua. É coletado num manequim acolchoado, por um veterinário de luvas. Nunca monta. O touro de 700 mil monta no pasto, sozinho, aos 18. Se você quer um animal que fode velho, é o touro. ·</w:t>
+      </w:r>
+      <w:r>
+        <w:t xml:space="preserve"> </w:t>
+      </w:r>
+      <w:r>
+        <w:rPr>
+          <w:bCs/>
+          <w:b/>
+        </w:rPr>
+        <w:t xml:space="preserve">Demo 13A</w:t>
+      </w:r>
+      <w:r>
+        <w:t xml:space="preserve"> </w:t>
+      </w:r>
+      <w:r>
+        <w:t xml:space="preserve">ARGUMENTO: Split na tela: coleta de garanhão no manequim (imagem real de haras) vs touro Longhorn cobrindo vaca no pasto. Lettering</w:t>
+      </w:r>
+      <w:r>
+        <w:t xml:space="preserve"> </w:t>
+      </w:r>
+      <w:r>
+        <w:t xml:space="preserve">“</w:t>
+      </w:r>
+      <w:r>
+        <w:t xml:space="preserve">$30 MILLION — NEVER MOUNTS</w:t>
+      </w:r>
+      <w:r>
+        <w:t xml:space="preserve">”</w:t>
+      </w:r>
+      <w:r>
+        <w:t xml:space="preserve"> </w:t>
+      </w:r>
+      <w:r>
+        <w:t xml:space="preserve">/</w:t>
+      </w:r>
+      <w:r>
+        <w:t xml:space="preserve"> </w:t>
+      </w:r>
+      <w:r>
+        <w:t xml:space="preserve">“</w:t>
+      </w:r>
+      <w:r>
+        <w:t xml:space="preserve">$700K — MOUNTS AT 18</w:t>
+      </w:r>
+      <w:r>
+        <w:t xml:space="preserve">”</w:t>
+      </w:r>
+      <w:r>
+        <w:t xml:space="preserve">. Huberman narra da cerca do rancho, o touro atrás. Callback da discovery:</w:t>
+      </w:r>
+      <w:r>
+        <w:t xml:space="preserve"> </w:t>
+      </w:r>
+      <w:r>
+        <w:t xml:space="preserve">“</w:t>
+      </w:r>
+      <w:r>
+        <w:t xml:space="preserve">It’s not the horse.</w:t>
+      </w:r>
+      <w:r>
+        <w:t xml:space="preserve">”</w:t>
+      </w:r>
+      <w:r>
+        <w:t xml:space="preserve"> </w:t>
+      </w:r>
+      <w:r>
+        <w:t xml:space="preserve">MEMÓRIA:</w:t>
+      </w:r>
+      <w:r>
+        <w:t xml:space="preserve"> </w:t>
+      </w:r>
+      <w:r>
+        <w:t xml:space="preserve">“</w:t>
+      </w:r>
+      <w:r>
+        <w:t xml:space="preserve">Você quer ser coletado ou quer montar?</w:t>
+      </w:r>
+      <w:r>
+        <w:t xml:space="preserve">”</w:t>
+      </w:r>
+      <w:r>
+        <w:t xml:space="preserve"> </w:t>
+      </w:r>
+      <w:r>
+        <w:t xml:space="preserve">Etiqueta: Lógica do Cotidiano + Prova Visual + Callback.</w:t>
+      </w:r>
+    </w:p>
+    <w:p>
+      <w:pPr>
+        <w:pStyle w:val="BodyText"/>
+      </w:pPr>
+      <w:r>
+        <w:rPr>
+          <w:bCs/>
+          <w:b/>
+        </w:rPr>
+        <w:t xml:space="preserve">PREMISSA 26:</w:t>
+      </w:r>
+      <w:r>
+        <w:t xml:space="preserve"> </w:t>
+      </w:r>
+      <w:r>
+        <w:t xml:space="preserve">Um touro reprodutor de elite vale 700 mil dólares, e esse valor inteiro está numa coisa: ele continuar montando, temporada após temporada, velho. Se a sua fortuna dependesse de um animal continuar duro, você deixaria ao acaso? Claro que não. E o que esses rancheiros usam não é segredo de laboratório: está no rótulo de todo saco de ração do Texas. Bicarbonato de sódio, 0,7 a 1% da ração. Confere no Google. O segredo nunca foi o pó. É o preparo.</w:t>
       </w:r>
       <w:r>
         <w:t xml:space="preserve"> </w:t>
@@ -2434,6 +2781,22 @@
         <w:t xml:space="preserve"> </w:t>
       </w:r>
       <w:r>
+        <w:t xml:space="preserve">·</w:t>
+      </w:r>
+      <w:r>
+        <w:t xml:space="preserve"> </w:t>
+      </w:r>
+      <w:r>
+        <w:rPr>
+          <w:bCs/>
+          <w:b/>
+        </w:rPr>
+        <w:t xml:space="preserve">Demo 2A</w:t>
+      </w:r>
+      <w:r>
+        <w:t xml:space="preserve"> </w:t>
+      </w:r>
+      <w:r>
         <w:t xml:space="preserve">ARGUMENTO: Recorte real do leilão ($700,000); lettering</w:t>
       </w:r>
       <w:r>
@@ -2449,7 +2812,55 @@
         <w:t xml:space="preserve">”</w:t>
       </w:r>
       <w:r>
-        <w:t xml:space="preserve">; o saco de bicarbonato no galpão sem rótulo de ração.</w:t>
+        <w:t xml:space="preserve">. Rótulo real de ração com</w:t>
+      </w:r>
+      <w:r>
+        <w:t xml:space="preserve"> </w:t>
+      </w:r>
+      <w:r>
+        <w:t xml:space="preserve">“</w:t>
+      </w:r>
+      <w:r>
+        <w:t xml:space="preserve">Sodium Bicarbonate</w:t>
+      </w:r>
+      <w:r>
+        <w:t xml:space="preserve">”</w:t>
+      </w:r>
+      <w:r>
+        <w:t xml:space="preserve"> </w:t>
+      </w:r>
+      <w:r>
+        <w:t xml:space="preserve">marcado em amarelo; folha de extensão rural (Texas A&amp;M AgriLife) com</w:t>
+      </w:r>
+      <w:r>
+        <w:t xml:space="preserve"> </w:t>
+      </w:r>
+      <w:r>
+        <w:t xml:space="preserve">“</w:t>
+      </w:r>
+      <w:r>
+        <w:t xml:space="preserve">0.7–1% of dry matter</w:t>
+      </w:r>
+      <w:r>
+        <w:t xml:space="preserve">”</w:t>
+      </w:r>
+      <w:r>
+        <w:t xml:space="preserve">; a busca no celular. Post-it</w:t>
+      </w:r>
+      <w:r>
+        <w:t xml:space="preserve"> </w:t>
+      </w:r>
+      <w:r>
+        <w:t xml:space="preserve">“</w:t>
+      </w:r>
+      <w:r>
+        <w:t xml:space="preserve">está em todo rancho do Texas</w:t>
+      </w:r>
+      <w:r>
+        <w:t xml:space="preserve">”</w:t>
+      </w:r>
+      <w:r>
+        <w:t xml:space="preserve">.</w:t>
       </w:r>
       <w:r>
         <w:t xml:space="preserve"> </w:t>
@@ -2473,7 +2884,13 @@
         <w:t xml:space="preserve"> </w:t>
       </w:r>
       <w:r>
-        <w:t xml:space="preserve">Etiqueta: Lógica Econômica.</w:t>
+        <w:t xml:space="preserve">É a única parte do mecanismo que ele pode checar sozinho, e a VSL mostra que ele pode.</w:t>
+      </w:r>
+      <w:r>
+        <w:t xml:space="preserve"> </w:t>
+      </w:r>
+      <w:r>
+        <w:t xml:space="preserve">Etiqueta: Lógica Econômica + Prova Documental checável.</w:t>
       </w:r>
     </w:p>
     <w:p>
@@ -2485,7 +2902,7 @@
           <w:bCs/>
           <w:b/>
         </w:rPr>
-        <w:t xml:space="preserve">PREMISSA 26:</w:t>
+        <w:t xml:space="preserve">PREMISSA 27:</w:t>
       </w:r>
       <w:r>
         <w:t xml:space="preserve"> </w:t>
@@ -2518,7 +2935,7 @@
         <w:t xml:space="preserve"> </w:t>
       </w:r>
       <w:r>
-        <w:t xml:space="preserve">ARGUMENTO: UGC do capataz no galpão, lower-third</w:t>
+        <w:t xml:space="preserve">ARGUMENTO: UGC do capataz no galpão ao lado do saco, lower-third</w:t>
       </w:r>
       <w:r>
         <w:t xml:space="preserve"> </w:t>
@@ -2575,7 +2992,7 @@
           <w:bCs/>
           <w:b/>
         </w:rPr>
-        <w:t xml:space="preserve">PREMISSA 27:</w:t>
+        <w:t xml:space="preserve">PREMISSA 28:</w:t>
       </w:r>
       <w:r>
         <w:t xml:space="preserve"> </w:t>
@@ -2605,7 +3022,7 @@
         <w:t xml:space="preserve"> </w:t>
       </w:r>
       <w:r>
-        <w:t xml:space="preserve">dito uma vez, e provado nos loops dos blocos E→G (dissolver sem reconstruir = esponja frouxa; reconstruir sem proteger = metade do dano em 6 meses; tudo sem o sinal = esponja nova e muda).</w:t>
+        <w:t xml:space="preserve">dito uma vez e provado nos loops dos blocos E→G.</w:t>
       </w:r>
       <w:r>
         <w:t xml:space="preserve"> </w:t>
@@ -2639,19 +3056,19 @@
           <w:bCs/>
           <w:b/>
         </w:rPr>
-        <w:t xml:space="preserve">PREMISSA 28:</w:t>
-      </w:r>
-      <w:r>
-        <w:t xml:space="preserve"> </w:t>
-      </w:r>
-      <w:r>
-        <w:t xml:space="preserve">O pó é bicarbonato de sódio. Eu sei o que você está pensando: tenho isso na cozinha, é o que faz o bolo crescer. É exatamente nessa frase que 99% dos homens erram. Bicarbonato puro não faz nada. Uma colher num copo d’água e tudo que você faz é arrotar, porque o ácido do seu estômago mata o pó antes de ele chegar aonde precisa. O capataz te disse isso antes de mim.</w:t>
-      </w:r>
-      <w:r>
-        <w:t xml:space="preserve"> </w:t>
-      </w:r>
-      <w:r>
-        <w:t xml:space="preserve">ARGUMENTO: A caixa de bicarbonato de supermercado; copo com o pó borbulhando; 3D do estômago neutralizando. Callback:</w:t>
+        <w:t xml:space="preserve">PREMISSA 29:</w:t>
+      </w:r>
+      <w:r>
+        <w:t xml:space="preserve"> </w:t>
+      </w:r>
+      <w:r>
+        <w:t xml:space="preserve">O pó é bicarbonato de sódio. Eu sei o que você está pensando: tenho isso na cozinha, é o que faz o bolo crescer. É exatamente nessa frase que 99% dos homens erram. Bicarbonato puro não faz nada. Uma colher num copo d’água e tudo que você faz é arrotar. O capataz te disse isso antes de mim.</w:t>
+      </w:r>
+      <w:r>
+        <w:t xml:space="preserve"> </w:t>
+      </w:r>
+      <w:r>
+        <w:t xml:space="preserve">ARGUMENTO: A caixa de bicarbonato de supermercado; copo com o pó borbulhando. Callback:</w:t>
       </w:r>
       <w:r>
         <w:t xml:space="preserve"> </w:t>
@@ -2675,7 +3092,7 @@
         <w:t xml:space="preserve"> </w:t>
       </w:r>
       <w:r>
-        <w:t xml:space="preserve">Etiqueta: Lógica do Cotidiano + Lógica Biológica + Callback.</w:t>
+        <w:t xml:space="preserve">Etiqueta: Lógica do Cotidiano + Callback.</w:t>
       </w:r>
     </w:p>
     <w:p>
@@ -2687,19 +3104,117 @@
           <w:bCs/>
           <w:b/>
         </w:rPr>
-        <w:t xml:space="preserve">PREMISSA 29:</w:t>
-      </w:r>
-      <w:r>
-        <w:t xml:space="preserve"> </w:t>
-      </w:r>
-      <w:r>
-        <w:t xml:space="preserve">Preparado do jeito do cocho, na dose certa, ele passa do estômago e faz uma coisa que nenhum remédio faz. Lembra do cimento? A placa é um depósito duro e ácido. O bicarbonato, na forma certa, é a única coisa que quebra esse depósito em pedaços pequenos o bastante pra sair na urina. Olha isso acontecendo.</w:t>
-      </w:r>
-      <w:r>
-        <w:t xml:space="preserve"> </w:t>
-      </w:r>
-      <w:r>
-        <w:t xml:space="preserve">ARGUMENTO: Demo do corte do pênis inclinado em plano fechado: o preparo escorre por dentro, o cimento escurece, solta em grãos e cai na bandeja (provas 4+5 do doc 08). Lettering</w:t>
+        <w:t xml:space="preserve">PREMISSA 30:</w:t>
+      </w:r>
+      <w:r>
+        <w:t xml:space="preserve"> </w:t>
+      </w:r>
+      <w:r>
+        <w:t xml:space="preserve">E aqui está o motivo, e é por isso que o truque do cavalo nunca funcionou em você: o boi tem quatro estômagos. O pó cai no rúmen e fica lá, circulando, cobrindo a parede, horas. O cavalo tem um estômago só, ácido. O pó cai, espuma, sobe. Arroto. E o seu estômago é igual ao do cavalo. Animal errado. Por isso o rancheiro prepara. ·</w:t>
+      </w:r>
+      <w:r>
+        <w:t xml:space="preserve"> </w:t>
+      </w:r>
+      <w:r>
+        <w:rPr>
+          <w:bCs/>
+          <w:b/>
+        </w:rPr>
+        <w:t xml:space="preserve">Demo 3B (versão física de bancada)</w:t>
+      </w:r>
+      <w:r>
+        <w:t xml:space="preserve"> </w:t>
+      </w:r>
+      <w:r>
+        <w:t xml:space="preserve">ARGUMENTO: Na mesa de madeira do rancho, Huberman com o rancheiro ao lado: um torso de bancada e dois objetos transparentes, um recipiente único (cavalo) e um conjunto de quatro compartimentos ligados (boi). O pó cai no do cavalo: espuma e sobe. No do boi: entra no rúmen e fica circulando, cobrindo a parede. Depois o torso humano recebe o recipiente único do cavalo:</w:t>
+      </w:r>
+      <w:r>
+        <w:t xml:space="preserve"> </w:t>
+      </w:r>
+      <w:r>
+        <w:t xml:space="preserve">“</w:t>
+      </w:r>
+      <w:r>
+        <w:t xml:space="preserve">o seu é igual ao do cavalo</w:t>
+      </w:r>
+      <w:r>
+        <w:t xml:space="preserve">”</w:t>
+      </w:r>
+      <w:r>
+        <w:t xml:space="preserve">. Lettering</w:t>
+      </w:r>
+      <w:r>
+        <w:t xml:space="preserve"> </w:t>
+      </w:r>
+      <w:r>
+        <w:t xml:space="preserve">“</w:t>
+      </w:r>
+      <w:r>
+        <w:t xml:space="preserve">WRONG ANIMAL</w:t>
+      </w:r>
+      <w:r>
+        <w:t xml:space="preserve">”</w:t>
+      </w:r>
+      <w:r>
+        <w:t xml:space="preserve">.</w:t>
+      </w:r>
+      <w:r>
+        <w:t xml:space="preserve"> </w:t>
+      </w:r>
+      <w:r>
+        <w:t xml:space="preserve">MEMÓRIA: Ele viu o arroto no copo há 30 segundos. Agora sabe por quê.</w:t>
+      </w:r>
+      <w:r>
+        <w:t xml:space="preserve"> </w:t>
+      </w:r>
+      <w:r>
+        <w:t xml:space="preserve">Etiqueta: Lógica Biológica + Demonstração Física + Callback (</w:t>
+      </w:r>
+      <w:r>
+        <w:t xml:space="preserve">“</w:t>
+      </w:r>
+      <w:r>
+        <w:t xml:space="preserve">It’s not the horse</w:t>
+      </w:r>
+      <w:r>
+        <w:t xml:space="preserve">”</w:t>
+      </w:r>
+      <w:r>
+        <w:t xml:space="preserve">).</w:t>
+      </w:r>
+    </w:p>
+    <w:p>
+      <w:pPr>
+        <w:pStyle w:val="BodyText"/>
+      </w:pPr>
+      <w:r>
+        <w:rPr>
+          <w:bCs/>
+          <w:b/>
+        </w:rPr>
+        <w:t xml:space="preserve">PREMISSA 31:</w:t>
+      </w:r>
+      <w:r>
+        <w:t xml:space="preserve"> </w:t>
+      </w:r>
+      <w:r>
+        <w:t xml:space="preserve">Preparado do jeito do cocho, na dose certa, ele passa do estômago e faz uma coisa que nenhum remédio faz. Lembra do cimento? A placa é um depósito duro e ácido. O bicarbonato, na forma certa, é a única coisa que quebra esse depósito em pedaços pequenos o bastante pra sair na urina. Olha isso acontecendo. ·</w:t>
+      </w:r>
+      <w:r>
+        <w:t xml:space="preserve"> </w:t>
+      </w:r>
+      <w:r>
+        <w:rPr>
+          <w:bCs/>
+          <w:b/>
+        </w:rPr>
+        <w:t xml:space="preserve">Demo 4 + 5</w:t>
+      </w:r>
+      <w:r>
+        <w:t xml:space="preserve"> </w:t>
+      </w:r>
+      <w:r>
+        <w:t xml:space="preserve">ARGUMENTO: O corte do pênis inclinado, em plano fechado: o preparo é despejado pelo funil, escorre por dentro, o cimento escurece, solta em grãos e cai na bandeja transparente; a bandeja enchendo de preto. Lettering</w:t>
       </w:r>
       <w:r>
         <w:t xml:space="preserve"> </w:t>
@@ -2726,7 +3241,7 @@
         <w:t xml:space="preserve"> </w:t>
       </w:r>
       <w:r>
-        <w:t xml:space="preserve">Etiqueta: Prova Visual + Prova por Experiência Própria (futura).</w:t>
+        <w:t xml:space="preserve">Etiqueta: Prova Visual (demonstração) + Prova por Experiência Própria (futura).</w:t>
       </w:r>
     </w:p>
     <w:p>
@@ -2738,7 +3253,83 @@
           <w:bCs/>
           <w:b/>
         </w:rPr>
-        <w:t xml:space="preserve">PREMISSA 30:</w:t>
+        <w:t xml:space="preserve">PREMISSA 32:</w:t>
+      </w:r>
+      <w:r>
+        <w:t xml:space="preserve"> </w:t>
+      </w:r>
+      <w:r>
+        <w:t xml:space="preserve">E a dose tem que ser exata. A do touro é 9 quilos em 900 de ração. Pra ter a dose do touro do jeito do touro, você teria que comer o que ele come. Abaixo disso o ácido destrói antes de chegar. Acima, é só arroto e barriga. Ou isso, ou uma goma. ·</w:t>
+      </w:r>
+      <w:r>
+        <w:t xml:space="preserve"> </w:t>
+      </w:r>
+      <w:r>
+        <w:rPr>
+          <w:bCs/>
+          <w:b/>
+        </w:rPr>
+        <w:t xml:space="preserve">Demo 12C</w:t>
+      </w:r>
+      <w:r>
+        <w:t xml:space="preserve"> </w:t>
+      </w:r>
+      <w:r>
+        <w:t xml:space="preserve">ARGUMENTO: Um fardo de feno inteiro em cima da mesa de jantar da cozinha do rancho, prato e talheres ao lado. Lettering</w:t>
+      </w:r>
+      <w:r>
+        <w:t xml:space="preserve"> </w:t>
+      </w:r>
+      <w:r>
+        <w:t xml:space="preserve">“</w:t>
+      </w:r>
+      <w:r>
+        <w:t xml:space="preserve">380 MG. EXACT.</w:t>
+      </w:r>
+      <w:r>
+        <w:t xml:space="preserve">”</w:t>
+      </w:r>
+      <w:r>
+        <w:t xml:space="preserve"> </w:t>
+      </w:r>
+      <w:r>
+        <w:t xml:space="preserve">Breve: a balança do misturador (</w:t>
+      </w:r>
+      <w:r>
+        <w:t xml:space="preserve">“</w:t>
+      </w:r>
+      <w:r>
+        <w:t xml:space="preserve">9 kg / 900 kg = 1%</w:t>
+      </w:r>
+      <w:r>
+        <w:t xml:space="preserve">”</w:t>
+      </w:r>
+      <w:r>
+        <w:t xml:space="preserve">) e a balança de precisão com a dose humana.</w:t>
+      </w:r>
+      <w:r>
+        <w:t xml:space="preserve"> </w:t>
+      </w:r>
+      <w:r>
+        <w:t xml:space="preserve">MEMÓRIA: A colher de cozinha que ele ia usar.</w:t>
+      </w:r>
+      <w:r>
+        <w:t xml:space="preserve"> </w:t>
+      </w:r>
+      <w:r>
+        <w:t xml:space="preserve">Etiqueta: Lógica do Cotidiano + Especificidade (dose) + Demonstração Física.</w:t>
+      </w:r>
+    </w:p>
+    <w:p>
+      <w:pPr>
+        <w:pStyle w:val="BodyText"/>
+      </w:pPr>
+      <w:r>
+        <w:rPr>
+          <w:bCs/>
+          <w:b/>
+        </w:rPr>
+        <w:t xml:space="preserve">PREMISSA 33:</w:t>
       </w:r>
       <w:r>
         <w:t xml:space="preserve"> </w:t>
@@ -2801,7 +3392,7 @@
           <w:bCs/>
           <w:b/>
         </w:rPr>
-        <w:t xml:space="preserve">PREMISSA 31 (loop):</w:t>
+        <w:t xml:space="preserve">PREMISSA 34 (loop):</w:t>
       </w:r>
       <w:r>
         <w:t xml:space="preserve"> </w:t>
@@ -2835,7 +3426,7 @@
           <w:bCs/>
           <w:b/>
         </w:rPr>
-        <w:t xml:space="preserve">PREMISSA 32:</w:t>
+        <w:t xml:space="preserve">PREMISSA 35:</w:t>
       </w:r>
       <w:r>
         <w:t xml:space="preserve"> </w:t>
@@ -2898,13 +3489,13 @@
           <w:bCs/>
           <w:b/>
         </w:rPr>
-        <w:t xml:space="preserve">PREMISSA 33:</w:t>
-      </w:r>
-      <w:r>
-        <w:t xml:space="preserve"> </w:t>
-      </w:r>
-      <w:r>
-        <w:t xml:space="preserve">E só existe um material pra reconstruir: colágeno hidrolisado de tendão de touro Longhorn criado solto. Não me venha com o colágeno bovino de confinamento de potinho pra ruga, nem o equino de estábulo. O ácido do seu estômago destrói esses antes de absorver, e a única coisa que cresce é o lucro do laboratório. O homem para de fabricar colágeno aos 25. O touro de pasto nunca para. É por isso que ele cobre aos 18 como aos 3.</w:t>
+        <w:t xml:space="preserve">PREMISSA 36:</w:t>
+      </w:r>
+      <w:r>
+        <w:t xml:space="preserve"> </w:t>
+      </w:r>
+      <w:r>
+        <w:t xml:space="preserve">E só existe um material pra reconstruir: colágeno hidrolisado de tendão de touro reprodutor Longhorn. Não me venha com o potinho pra ruga: aquilo é couro de boi de confinamento, abatido com 18 meses, antes de o colágeno amadurecer, e o ácido do seu estômago destrói antes de absorver. A única coisa que cresce é o lucro do laboratório. O nosso vem do tendão de um touro que passou 15 anos montando. O homem para de fabricar colágeno aos 25. O touro reprodutor nunca para. É por isso que ele monta aos 18 como aos 3.</w:t>
       </w:r>
       <w:r>
         <w:t xml:space="preserve"> </w:t>
@@ -2919,7 +3510,68 @@
         <w:t xml:space="preserve"> </w:t>
       </w:r>
       <w:r>
-        <w:t xml:space="preserve">ARGUMENTO: Dois rótulos lado a lado (6B); o tendão real na mão do veterinário (6C); gráfico</w:t>
+        <w:t xml:space="preserve">·</w:t>
+      </w:r>
+      <w:r>
+        <w:t xml:space="preserve"> </w:t>
+      </w:r>
+      <w:r>
+        <w:rPr>
+          <w:bCs/>
+          <w:b/>
+        </w:rPr>
+        <w:t xml:space="preserve">Demo 6B + 6C</w:t>
+      </w:r>
+      <w:r>
+        <w:t xml:space="preserve"> </w:t>
+      </w:r>
+      <w:r>
+        <w:t xml:space="preserve">ARGUMENTO: Os dois rótulos lado a lado:</w:t>
+      </w:r>
+      <w:r>
+        <w:t xml:space="preserve"> </w:t>
+      </w:r>
+      <w:r>
+        <w:t xml:space="preserve">“</w:t>
+      </w:r>
+      <w:r>
+        <w:t xml:space="preserve">bovine hide, feedlot, 18 months</w:t>
+      </w:r>
+      <w:r>
+        <w:t xml:space="preserve">”</w:t>
+      </w:r>
+      <w:r>
+        <w:t xml:space="preserve"> </w:t>
+      </w:r>
+      <w:r>
+        <w:t xml:space="preserve">marcado em amarelo vs</w:t>
+      </w:r>
+      <w:r>
+        <w:t xml:space="preserve"> </w:t>
+      </w:r>
+      <w:r>
+        <w:t xml:space="preserve">“</w:t>
+      </w:r>
+      <w:r>
+        <w:t xml:space="preserve">Longhorn breeding-bull tendon, 15 years, type III 71%</w:t>
+      </w:r>
+      <w:r>
+        <w:t xml:space="preserve">”</w:t>
+      </w:r>
+      <w:r>
+        <w:t xml:space="preserve">. No curral, o veterinário estica o tendão real com as duas mãos (</w:t>
+      </w:r>
+      <w:r>
+        <w:t xml:space="preserve">“</w:t>
+      </w:r>
+      <w:r>
+        <w:t xml:space="preserve">isso é a mola</w:t>
+      </w:r>
+      <w:r>
+        <w:t xml:space="preserve">”</w:t>
+      </w:r>
+      <w:r>
+        <w:t xml:space="preserve">) ao lado do pote de farmácia; corte para o tendão virando gel âmbar. Gráfico</w:t>
       </w:r>
       <w:r>
         <w:t xml:space="preserve"> </w:t>
@@ -2946,7 +3598,7 @@
         <w:t xml:space="preserve"> </w:t>
       </w:r>
       <w:r>
-        <w:t xml:space="preserve">Etiqueta: Lógica Biológica + Contraste + Prova Visual.</w:t>
+        <w:t xml:space="preserve">Etiqueta: Lógica Biológica + Contraste (idade e função, não dieta) + Prova Visual.</w:t>
       </w:r>
     </w:p>
     <w:p>
@@ -2958,7 +3610,7 @@
           <w:bCs/>
           <w:b/>
         </w:rPr>
-        <w:t xml:space="preserve">PREMISSA 34:</w:t>
+        <w:t xml:space="preserve">PREMISSA 37:</w:t>
       </w:r>
       <w:r>
         <w:t xml:space="preserve"> </w:t>
@@ -3009,7 +3661,7 @@
           <w:bCs/>
           <w:b/>
         </w:rPr>
-        <w:t xml:space="preserve">PREMISSA 35:</w:t>
+        <w:t xml:space="preserve">PREMISSA 38:</w:t>
       </w:r>
       <w:r>
         <w:t xml:space="preserve"> </w:t>
@@ -3045,7 +3697,7 @@
           <w:bCs/>
           <w:b/>
         </w:rPr>
-        <w:t xml:space="preserve">PREMISSA 36:</w:t>
+        <w:t xml:space="preserve">PREMISSA 39:</w:t>
       </w:r>
       <w:r>
         <w:t xml:space="preserve"> </w:t>
@@ -3066,22 +3718,41 @@
         <w:t xml:space="preserve"> </w:t>
       </w:r>
       <w:r>
-        <w:t xml:space="preserve">ARGUMENTO: Régua com decimais, cartão</w:t>
-      </w:r>
-      <w:r>
-        <w:t xml:space="preserve"> </w:t>
-      </w:r>
-      <w:r>
-        <w:t xml:space="preserve">“</w:t>
-      </w:r>
-      <w:r>
-        <w:t xml:space="preserve">Volunteer 22 · Longhorn Pilot 2025</w:t>
-      </w:r>
-      <w:r>
-        <w:t xml:space="preserve">”</w:t>
-      </w:r>
-      <w:r>
-        <w:t xml:space="preserve">, o set visível (7B); ressonância antes/depois.</w:t>
+        <w:t xml:space="preserve">·</w:t>
+      </w:r>
+      <w:r>
+        <w:t xml:space="preserve"> </w:t>
+      </w:r>
+      <w:r>
+        <w:rPr>
+          <w:bCs/>
+          <w:b/>
+        </w:rPr>
+        <w:t xml:space="preserve">Demo 7B</w:t>
+      </w:r>
+      <w:r>
+        <w:t xml:space="preserve"> </w:t>
+      </w:r>
+      <w:r>
+        <w:t xml:space="preserve">ARGUMENTO: Primeiro o set: tripé, fita no chão, régua clínica, luz. Depois o cartão</w:t>
+      </w:r>
+      <w:r>
+        <w:t xml:space="preserve"> </w:t>
+      </w:r>
+      <w:r>
+        <w:t xml:space="preserve">“</w:t>
+      </w:r>
+      <w:r>
+        <w:t xml:space="preserve">Day 1 / Day 30</w:t>
+      </w:r>
+      <w:r>
+        <w:t xml:space="preserve">”</w:t>
+      </w:r>
+      <w:r>
+        <w:t xml:space="preserve"> </w:t>
+      </w:r>
+      <w:r>
+        <w:t xml:space="preserve">com os decimais, rosto desfocado, nome e cidade do Texas. Ressonância antes/depois.</w:t>
       </w:r>
       <w:r>
         <w:t xml:space="preserve"> </w:t>
@@ -3117,13 +3788,13 @@
           <w:bCs/>
           <w:b/>
         </w:rPr>
-        <w:t xml:space="preserve">PREMISSA 37:</w:t>
-      </w:r>
-      <w:r>
-        <w:t xml:space="preserve"> </w:t>
-      </w:r>
-      <w:r>
-        <w:t xml:space="preserve">Então é só comprar colágeno de touro? Não. O extrato vem do tendão de Longhorn de pasto, de um único centro de processamento no Texas, classificado como substância biológica não regulamentada e proibido de ser vendido cru. Ninguém vai jogar isso num liquidificador e vender num site chinês.</w:t>
+        <w:t xml:space="preserve">PREMISSA 40:</w:t>
+      </w:r>
+      <w:r>
+        <w:t xml:space="preserve"> </w:t>
+      </w:r>
+      <w:r>
+        <w:t xml:space="preserve">Então é só comprar colágeno de touro? Não. O extrato vem do tendão de touro reprodutor, de um único centro de processamento no Texas, classificado como substância biológica não regulamentada e proibido de ser vendido cru. Ninguém vai jogar isso num liquidificador e vender num site chinês.</w:t>
       </w:r>
       <w:r>
         <w:t xml:space="preserve"> </w:t>
@@ -3168,7 +3839,7 @@
           <w:bCs/>
           <w:b/>
         </w:rPr>
-        <w:t xml:space="preserve">PREMISSA 38 (loop):</w:t>
+        <w:t xml:space="preserve">PREMISSA 41 (loop):</w:t>
       </w:r>
       <w:r>
         <w:t xml:space="preserve"> </w:t>
@@ -3202,19 +3873,29 @@
           <w:bCs/>
           <w:b/>
         </w:rPr>
-        <w:t xml:space="preserve">PREMISSA 39:</w:t>
-      </w:r>
-      <w:r>
-        <w:t xml:space="preserve"> </w:t>
-      </w:r>
-      <w:r>
-        <w:t xml:space="preserve">Não acabou, porque tem um inimigo que não para de bater na porta. Amanhã de manhã, com o seu primeiro café, o seu primeiro copo d’água, a primeira chuva no pasto, mais veneno já está entrando. Não existe filtro pra chuva. Esponja limpa e exposta: em 6 meses o cimento novo refez metade do dano.</w:t>
-      </w:r>
-      <w:r>
-        <w:t xml:space="preserve"> </w:t>
-      </w:r>
-      <w:r>
-        <w:t xml:space="preserve">ARGUMENTO: Mesa do café com bandeirinhas de ppb e a balança somando</w:t>
+        <w:t xml:space="preserve">PREMISSA 42:</w:t>
+      </w:r>
+      <w:r>
+        <w:t xml:space="preserve"> </w:t>
+      </w:r>
+      <w:r>
+        <w:t xml:space="preserve">Não acabou, porque tem um inimigo que não para de bater na porta. Amanhã de manhã, com o seu primeiro café, o seu primeiro pão, o seu primeiro copo d’água, mais veneno já está entrando. Esponja limpa e exposta: em 6 meses o cimento novo refez metade do dano. ·</w:t>
+      </w:r>
+      <w:r>
+        <w:t xml:space="preserve"> </w:t>
+      </w:r>
+      <w:r>
+        <w:rPr>
+          <w:bCs/>
+          <w:b/>
+        </w:rPr>
+        <w:t xml:space="preserve">Demo 8B</w:t>
+      </w:r>
+      <w:r>
+        <w:t xml:space="preserve"> </w:t>
+      </w:r>
+      <w:r>
+        <w:t xml:space="preserve">ARGUMENTO: A mesa do café do rancho: pão, aveia, café, cerveja, mel, cada um com uma bandeirinha de palito com o glifosato em ppb tirado dos laudos públicos; a balança de cozinha somando</w:t>
       </w:r>
       <w:r>
         <w:t xml:space="preserve"> </w:t>
@@ -3229,10 +3910,7 @@
         <w:t xml:space="preserve">”</w:t>
       </w:r>
       <w:r>
-        <w:t xml:space="preserve"> </w:t>
-      </w:r>
-      <w:r>
-        <w:t xml:space="preserve">(8B); chuva no pasto (callback PFAS da discovery).</w:t>
+        <w:t xml:space="preserve">; marcador amarelo na linha do laudo.</w:t>
       </w:r>
       <w:r>
         <w:t xml:space="preserve"> </w:t>
@@ -3244,7 +3922,7 @@
         <w:t xml:space="preserve"> </w:t>
       </w:r>
       <w:r>
-        <w:t xml:space="preserve">Etiqueta: Lógica Física + Callback.</w:t>
+        <w:t xml:space="preserve">Etiqueta: Lógica Física + Prova Documental.</w:t>
       </w:r>
     </w:p>
     <w:p>
@@ -3256,7 +3934,7 @@
           <w:bCs/>
           <w:b/>
         </w:rPr>
-        <w:t xml:space="preserve">PREMISSA 40:</w:t>
+        <w:t xml:space="preserve">PREMISSA 43:</w:t>
       </w:r>
       <w:r>
         <w:t xml:space="preserve"> </w:t>
@@ -3271,31 +3949,343 @@
         <w:rPr>
           <w:rStyle w:val="VerbatimChar"/>
         </w:rPr>
+        <w:t xml:space="preserve">[toque: gráfico à mão]</w:t>
+      </w:r>
+      <w:r>
+        <w:t xml:space="preserve"> </w:t>
+      </w:r>
+      <w:r>
+        <w:t xml:space="preserve">·</w:t>
+      </w:r>
+      <w:r>
+        <w:t xml:space="preserve"> </w:t>
+      </w:r>
+      <w:r>
+        <w:rPr>
+          <w:bCs/>
+          <w:b/>
+        </w:rPr>
+        <w:t xml:space="preserve">Demo 9C</w:t>
+      </w:r>
+      <w:r>
+        <w:t xml:space="preserve"> </w:t>
+      </w:r>
+      <w:r>
+        <w:t xml:space="preserve">ARGUMENTO: 3D: partículas verdes batendo na esponja blindada e caindo; Attia desenha no quadro branco as barras</w:t>
+      </w:r>
+      <w:r>
+        <w:t xml:space="preserve"> </w:t>
+      </w:r>
+      <w:r>
+        <w:t xml:space="preserve">“</w:t>
+      </w:r>
+      <w:r>
+        <w:t xml:space="preserve">IIEF 15 → 27</w:t>
+      </w:r>
+      <w:r>
+        <w:t xml:space="preserve">”</w:t>
+      </w:r>
+      <w:r>
+        <w:t xml:space="preserve">,</w:t>
+      </w:r>
+      <w:r>
+        <w:t xml:space="preserve"> </w:t>
+      </w:r>
+      <w:r>
+        <w:t xml:space="preserve">“</w:t>
+      </w:r>
+      <w:r>
+        <w:t xml:space="preserve">92%</w:t>
+      </w:r>
+      <w:r>
+        <w:t xml:space="preserve">”</w:t>
+      </w:r>
+      <w:r>
+        <w:t xml:space="preserve">, com a página do estudo marcada e post-it</w:t>
+      </w:r>
+      <w:r>
+        <w:t xml:space="preserve"> </w:t>
+      </w:r>
+      <w:r>
+        <w:t xml:space="preserve">“</w:t>
+      </w:r>
+      <w:r>
+        <w:t xml:space="preserve">3 meses</w:t>
+      </w:r>
+      <w:r>
+        <w:t xml:space="preserve">”</w:t>
+      </w:r>
+      <w:r>
+        <w:t xml:space="preserve">.</w:t>
+      </w:r>
+      <w:r>
+        <w:t xml:space="preserve"> </w:t>
+      </w:r>
+      <w:r>
+        <w:t xml:space="preserve">MEMÓRIA:</w:t>
+      </w:r>
+      <w:r>
+        <w:t xml:space="preserve"> </w:t>
+      </w:r>
+      <w:r>
+        <w:t xml:space="preserve">“</w:t>
+      </w:r>
+      <w:r>
+        <w:t xml:space="preserve">Com ele, cimento novo não se forma. A esponja limpa continua limpa.</w:t>
+      </w:r>
+      <w:r>
+        <w:t xml:space="preserve">”</w:t>
+      </w:r>
+      <w:r>
+        <w:t xml:space="preserve"> </w:t>
+      </w:r>
+      <w:r>
+        <w:t xml:space="preserve">Etiqueta: Metáfora + Prova Científica / Especificidade.</w:t>
+      </w:r>
+    </w:p>
+    <w:p>
+      <w:pPr>
+        <w:pStyle w:val="BodyText"/>
+      </w:pPr>
+      <w:r>
+        <w:rPr>
+          <w:bCs/>
+          <w:b/>
+        </w:rPr>
+        <w:t xml:space="preserve">PREMISSA 44:</w:t>
+      </w:r>
+      <w:r>
+        <w:t xml:space="preserve"> </w:t>
+      </w:r>
+      <w:r>
+        <w:t xml:space="preserve">E o Pycnogenol faz mais do que blindar. Dispara o óxido nítrico, o gatilho que enche o seu pau de sangue. Na prática, a ereção passa a vir rápido e sob comando. Você pensa, e já está duro. Sem esperar 40 minutos. Sem hora certa.</w:t>
+      </w:r>
+      <w:r>
+        <w:t xml:space="preserve"> </w:t>
+      </w:r>
+      <w:r>
+        <w:rPr>
+          <w:rStyle w:val="VerbatimChar"/>
+        </w:rPr>
         <w:t xml:space="preserve">[toque: tira de saliva]</w:t>
       </w:r>
       <w:r>
         <w:t xml:space="preserve"> </w:t>
       </w:r>
       <w:r>
-        <w:t xml:space="preserve">ARGUMENTO: 3D: partículas verdes batendo na esponja blindada e caindo; gráfico à mão</w:t>
-      </w:r>
-      <w:r>
-        <w:t xml:space="preserve"> </w:t>
-      </w:r>
-      <w:r>
-        <w:t xml:space="preserve">“</w:t>
-      </w:r>
-      <w:r>
-        <w:t xml:space="preserve">IIEF 15 → 27 · 92%</w:t>
-      </w:r>
-      <w:r>
-        <w:t xml:space="preserve">”</w:t>
-      </w:r>
-      <w:r>
-        <w:t xml:space="preserve"> </w:t>
-      </w:r>
-      <w:r>
-        <w:t xml:space="preserve">com a página do estudo (9C).</w:t>
+        <w:t xml:space="preserve">·</w:t>
+      </w:r>
+      <w:r>
+        <w:t xml:space="preserve"> </w:t>
+      </w:r>
+      <w:r>
+        <w:rPr>
+          <w:bCs/>
+          <w:b/>
+        </w:rPr>
+        <w:t xml:space="preserve">Demo 9A</w:t>
+      </w:r>
+      <w:r>
+        <w:t xml:space="preserve"> </w:t>
+      </w:r>
+      <w:r>
+        <w:t xml:space="preserve">ARGUMENTO: Voluntário testa a tira de saliva de óxido nítrico antes (rosa claro,</w:t>
+      </w:r>
+      <w:r>
+        <w:t xml:space="preserve"> </w:t>
+      </w:r>
+      <w:r>
+        <w:t xml:space="preserve">“</w:t>
+      </w:r>
+      <w:r>
+        <w:t xml:space="preserve">LOW</w:t>
+      </w:r>
+      <w:r>
+        <w:t xml:space="preserve">”</w:t>
+      </w:r>
+      <w:r>
+        <w:t xml:space="preserve">), toma a goma, 2 horas depois (relógio) testa de novo: vermelho escuro (</w:t>
+      </w:r>
+      <w:r>
+        <w:t xml:space="preserve">“</w:t>
+      </w:r>
+      <w:r>
+        <w:t xml:space="preserve">HIGH</w:t>
+      </w:r>
+      <w:r>
+        <w:t xml:space="preserve">”</w:t>
+      </w:r>
+      <w:r>
+        <w:t xml:space="preserve">). As duas tiras lado a lado na escala do fabricante.</w:t>
+      </w:r>
+      <w:r>
+        <w:t xml:space="preserve"> </w:t>
+      </w:r>
+      <w:r>
+        <w:t xml:space="preserve">MEMÓRIA: Os 40 minutos de espera do Viagra, cronometrados, enquanto ela esfria.</w:t>
+      </w:r>
+      <w:r>
+        <w:t xml:space="preserve"> </w:t>
+      </w:r>
+      <w:r>
+        <w:t xml:space="preserve">Etiqueta: Lógica Biológica + Prova Visual + Contraste.</w:t>
+      </w:r>
+    </w:p>
+    <w:p>
+      <w:pPr>
+        <w:pStyle w:val="BodyText"/>
+      </w:pPr>
+      <w:r>
+        <w:rPr>
+          <w:bCs/>
+          <w:b/>
+        </w:rPr>
+        <w:t xml:space="preserve">PREMISSA 45:</w:t>
+      </w:r>
+      <w:r>
+        <w:t xml:space="preserve"> </w:t>
+      </w:r>
+      <w:r>
+        <w:t xml:space="preserve">Sobra um último problema: o sinal. Durante os anos de cimento, os receptores de testosterona da esponja ficaram mudos. Não morreram. Silenciaram, porque pararam de ser usados. Então a quarta coisa é reativar. Tongkat Ali, raiz malaia, extrato padronizado. Repara: ele não injeta testosterona. Não é TRT, não pesa no fígado, não vira estrogênio. Ele emenda o fio que o cimento cortou: destrava os receptores que já existem em você. Em 7 dias, a testosterona livre sobe entre 28 e 40%.</w:t>
+      </w:r>
+      <w:r>
+        <w:t xml:space="preserve"> </w:t>
+      </w:r>
+      <w:r>
+        <w:rPr>
+          <w:rStyle w:val="VerbatimChar"/>
+        </w:rPr>
+        <w:t xml:space="preserve">[toque: fio emendado]</w:t>
+      </w:r>
+      <w:r>
+        <w:t xml:space="preserve"> </w:t>
+      </w:r>
+      <w:r>
+        <w:t xml:space="preserve">·</w:t>
+      </w:r>
+      <w:r>
+        <w:t xml:space="preserve"> </w:t>
+      </w:r>
+      <w:r>
+        <w:rPr>
+          <w:bCs/>
+          <w:b/>
+        </w:rPr>
+        <w:t xml:space="preserve">Demo 10C</w:t>
+      </w:r>
+      <w:r>
+        <w:t xml:space="preserve"> </w:t>
+      </w:r>
+      <w:r>
+        <w:t xml:space="preserve">ARGUMENTO: 3D da esponja com os receptores cinzas</w:t>
+      </w:r>
+      <w:r>
+        <w:t xml:space="preserve"> </w:t>
+      </w:r>
+      <w:r>
+        <w:t xml:space="preserve">“</w:t>
+      </w:r>
+      <w:r>
+        <w:t xml:space="preserve">DORMANT</w:t>
+      </w:r>
+      <w:r>
+        <w:t xml:space="preserve">”</w:t>
+      </w:r>
+      <w:r>
+        <w:t xml:space="preserve"> </w:t>
+      </w:r>
+      <w:r>
+        <w:t xml:space="preserve">acendendo em verde um a um,</w:t>
+      </w:r>
+      <w:r>
+        <w:t xml:space="preserve"> </w:t>
+      </w:r>
+      <w:r>
+        <w:t xml:space="preserve">“</w:t>
+      </w:r>
+      <w:r>
+        <w:t xml:space="preserve">ACTIVATED</w:t>
+      </w:r>
+      <w:r>
+        <w:t xml:space="preserve">”</w:t>
+      </w:r>
+      <w:r>
+        <w:t xml:space="preserve">, contador subindo; lâmpada acendendo (callback da premissa 18).</w:t>
+      </w:r>
+      <w:r>
+        <w:t xml:space="preserve"> </w:t>
+      </w:r>
+      <w:r>
+        <w:t xml:space="preserve">MEMÓRIA: O fígado do Mike. O exame</w:t>
+      </w:r>
+      <w:r>
+        <w:t xml:space="preserve"> </w:t>
+      </w:r>
+      <w:r>
+        <w:t xml:space="preserve">“</w:t>
+      </w:r>
+      <w:r>
+        <w:t xml:space="preserve">normal pra idade</w:t>
+      </w:r>
+      <w:r>
+        <w:t xml:space="preserve">”</w:t>
+      </w:r>
+      <w:r>
+        <w:t xml:space="preserve">.</w:t>
+      </w:r>
+      <w:r>
+        <w:t xml:space="preserve"> </w:t>
+      </w:r>
+      <w:r>
+        <w:t xml:space="preserve">Etiqueta: Lógica Biológica + Especificidade + Callback.</w:t>
+      </w:r>
+    </w:p>
+    <w:p>
+      <w:pPr>
+        <w:pStyle w:val="BodyText"/>
+      </w:pPr>
+      <w:r>
+        <w:rPr>
+          <w:bCs/>
+          <w:b/>
+        </w:rPr>
+        <w:t xml:space="preserve">PREMISSA 46:</w:t>
+      </w:r>
+      <w:r>
+        <w:t xml:space="preserve"> </w:t>
+      </w:r>
+      <w:r>
+        <w:t xml:space="preserve">E quando a testosterona livre sobe assim, não é só o pau que acorda. É o homem inteiro. O tesão volta com força: você acorda duro feito adolescente, olha pra ela e sente de novo. Goza mais grosso, mais volume, jato mais forte, daquele que ela sente. E o resto vem junto: energia, músculo no treino, humor, e aquela agressividade boa de quem toma a iniciativa e domina na cama, não a de quem pede desculpa e vira pro lado.</w:t>
+      </w:r>
+      <w:r>
+        <w:t xml:space="preserve"> </w:t>
+      </w:r>
+      <w:r>
+        <w:t xml:space="preserve">ARGUMENTO: Monitor de ereção noturna: linha reta (</w:t>
+      </w:r>
+      <w:r>
+        <w:t xml:space="preserve">“</w:t>
+      </w:r>
+      <w:r>
+        <w:t xml:space="preserve">você agora</w:t>
+      </w:r>
+      <w:r>
+        <w:t xml:space="preserve">”</w:t>
+      </w:r>
+      <w:r>
+        <w:t xml:space="preserve">) x picos (</w:t>
+      </w:r>
+      <w:r>
+        <w:t xml:space="preserve">“</w:t>
+      </w:r>
+      <w:r>
+        <w:t xml:space="preserve">o que vem</w:t>
+      </w:r>
+      <w:r>
+        <w:t xml:space="preserve">”</w:t>
+      </w:r>
+      <w:r>
+        <w:t xml:space="preserve">). B-roll de treino, manhã, cama.</w:t>
       </w:r>
       <w:r>
         <w:t xml:space="preserve"> </w:t>
@@ -3310,16 +4300,22 @@
         <w:t xml:space="preserve">“</w:t>
       </w:r>
       <w:r>
-        <w:t xml:space="preserve">Com ele, cimento novo não se forma. A esponja limpa continua limpa.</w:t>
-      </w:r>
-      <w:r>
-        <w:t xml:space="preserve">”</w:t>
-      </w:r>
-      <w:r>
-        <w:t xml:space="preserve"> </w:t>
-      </w:r>
-      <w:r>
-        <w:t xml:space="preserve">Etiqueta: Metáfora + Prova Científica / Especificidade.</w:t>
+        <w:t xml:space="preserve">Pede desculpa e vira pro lado</w:t>
+      </w:r>
+      <w:r>
+        <w:t xml:space="preserve">”</w:t>
+      </w:r>
+      <w:r>
+        <w:t xml:space="preserve"> </w:t>
+      </w:r>
+      <w:r>
+        <w:t xml:space="preserve">é o Mike no hotel.</w:t>
+      </w:r>
+      <w:r>
+        <w:t xml:space="preserve"> </w:t>
+      </w:r>
+      <w:r>
+        <w:t xml:space="preserve">Etiqueta: Promessa + Prova Visual + Callback.</w:t>
       </w:r>
     </w:p>
     <w:p>
@@ -3331,40 +4327,31 @@
           <w:bCs/>
           <w:b/>
         </w:rPr>
-        <w:t xml:space="preserve">PREMISSA 41:</w:t>
-      </w:r>
-      <w:r>
-        <w:t xml:space="preserve"> </w:t>
-      </w:r>
-      <w:r>
-        <w:t xml:space="preserve">E o Pycnogenol faz mais do que blindar. Dispara o óxido nítrico, o gatilho que enche o seu pau de sangue. Na prática, a ereção passa a vir rápido e sob comando. Você pensa, e já está duro. Sem esperar 40 minutos. Sem hora certa.</w:t>
-      </w:r>
-      <w:r>
-        <w:t xml:space="preserve"> </w:t>
-      </w:r>
-      <w:r>
-        <w:rPr>
-          <w:rStyle w:val="VerbatimChar"/>
-        </w:rPr>
-        <w:t xml:space="preserve">[toque: tira de saliva]</w:t>
-      </w:r>
-      <w:r>
-        <w:t xml:space="preserve"> </w:t>
-      </w:r>
-      <w:r>
-        <w:t xml:space="preserve">ARGUMENTO: Tira de saliva de óxido nítrico antes/depois ficando vermelha (9A).</w:t>
-      </w:r>
-      <w:r>
-        <w:t xml:space="preserve"> </w:t>
-      </w:r>
-      <w:r>
-        <w:t xml:space="preserve">MEMÓRIA: Os 40 minutos de espera do Viagra, cronometrados, enquanto ela esfria.</w:t>
-      </w:r>
-      <w:r>
-        <w:t xml:space="preserve"> </w:t>
-      </w:r>
-      <w:r>
-        <w:t xml:space="preserve">Etiqueta: Lógica Biológica + Prova Visual + Contraste.</w:t>
+        <w:t xml:space="preserve">PREMISSA 47:</w:t>
+      </w:r>
+      <w:r>
+        <w:t xml:space="preserve"> </w:t>
+      </w:r>
+      <w:r>
+        <w:t xml:space="preserve">E é aqui que o truque do touro se fecha. Dissolver, reconstruir, proteger, reativar. Quatro verbos, na ordem. Juntos, fazem o que nenhuma pílula, nenhuma bomba, nenhuma cirurgia faz. E fazem rápido. 72 horas: a primeira ereção espontânea ao acordar. 5 dias: o pau visivelmente mais cheio na primeira mijada. 14 dias: sem Viagra, sem 40 minutos, sem hora certa. 21 dias: crescimento que dá pra medir com régua. 30 dias: a esponja de volta à vida, e as polegadas que o cimento roubou voltando pro seu corpo. Em dias. Não em meses.</w:t>
+      </w:r>
+      <w:r>
+        <w:t xml:space="preserve"> </w:t>
+      </w:r>
+      <w:r>
+        <w:t xml:space="preserve">ARGUMENTO: Linha do tempo em lettering com os 5 marcos; esponja 3D voltando ao rosa, de dentro pra fora. (O selo postal, demo 15A, fica para o build-up, no marco das 72 h.)</w:t>
+      </w:r>
+      <w:r>
+        <w:t xml:space="preserve"> </w:t>
+      </w:r>
+      <w:r>
+        <w:t xml:space="preserve">MEMÓRIA: Cada marco é uma cena dele: acordar duro, a mijada da manhã, jogar a cartela fora, a régua no chuveiro.</w:t>
+      </w:r>
+      <w:r>
+        <w:t xml:space="preserve"> </w:t>
+      </w:r>
+      <w:r>
+        <w:t xml:space="preserve">Etiqueta: Fechamento Lógico + Promessa cronometrada.</w:t>
       </w:r>
     </w:p>
     <w:p>
@@ -3376,211 +4363,19 @@
           <w:bCs/>
           <w:b/>
         </w:rPr>
-        <w:t xml:space="preserve">PREMISSA 42:</w:t>
-      </w:r>
-      <w:r>
-        <w:t xml:space="preserve"> </w:t>
-      </w:r>
-      <w:r>
-        <w:t xml:space="preserve">Sobra um último problema: o sinal. Durante os anos de cimento, os receptores de testosterona da esponja ficaram mudos. Não morreram. Silenciaram, porque pararam de ser usados. Então a quarta coisa é reativar. Tongkat Ali, raiz malaia, extrato padronizado. Repara: ele não injeta testosterona. Não é TRT, não pesa no fígado, não vira estrogênio. Ele emenda o fio que o cimento cortou: destrava os receptores que já existem em você. Em 7 dias, a testosterona livre sobe entre 28 e 40%.</w:t>
-      </w:r>
-      <w:r>
-        <w:t xml:space="preserve"> </w:t>
-      </w:r>
-      <w:r>
-        <w:rPr>
-          <w:rStyle w:val="VerbatimChar"/>
-        </w:rPr>
-        <w:t xml:space="preserve">[toque: fio emendado]</w:t>
-      </w:r>
-      <w:r>
-        <w:t xml:space="preserve"> </w:t>
-      </w:r>
-      <w:r>
-        <w:t xml:space="preserve">ARGUMENTO: Receptores acendendo</w:t>
-      </w:r>
-      <w:r>
-        <w:t xml:space="preserve"> </w:t>
-      </w:r>
-      <w:r>
-        <w:t xml:space="preserve">“</w:t>
-      </w:r>
-      <w:r>
-        <w:t xml:space="preserve">DORMANT → ACTIVATED</w:t>
-      </w:r>
-      <w:r>
-        <w:t xml:space="preserve">”</w:t>
-      </w:r>
-      <w:r>
-        <w:t xml:space="preserve"> </w:t>
-      </w:r>
-      <w:r>
-        <w:t xml:space="preserve">(10C); lâmpada acendendo (callback da premissa 18).</w:t>
-      </w:r>
-      <w:r>
-        <w:t xml:space="preserve"> </w:t>
-      </w:r>
-      <w:r>
-        <w:t xml:space="preserve">MEMÓRIA: O fígado do Mike. O exame</w:t>
-      </w:r>
-      <w:r>
-        <w:t xml:space="preserve"> </w:t>
-      </w:r>
-      <w:r>
-        <w:t xml:space="preserve">“</w:t>
-      </w:r>
-      <w:r>
-        <w:t xml:space="preserve">normal pra idade</w:t>
-      </w:r>
-      <w:r>
-        <w:t xml:space="preserve">”</w:t>
-      </w:r>
-      <w:r>
-        <w:t xml:space="preserve">.</w:t>
-      </w:r>
-      <w:r>
-        <w:t xml:space="preserve"> </w:t>
-      </w:r>
-      <w:r>
-        <w:t xml:space="preserve">Etiqueta: Lógica Biológica + Especificidade + Callback.</w:t>
-      </w:r>
-    </w:p>
-    <w:p>
-      <w:pPr>
-        <w:pStyle w:val="BodyText"/>
-      </w:pPr>
-      <w:r>
-        <w:rPr>
-          <w:bCs/>
-          <w:b/>
-        </w:rPr>
-        <w:t xml:space="preserve">PREMISSA 43:</w:t>
-      </w:r>
-      <w:r>
-        <w:t xml:space="preserve"> </w:t>
-      </w:r>
-      <w:r>
-        <w:t xml:space="preserve">E quando a testosterona livre sobe assim, não é só o pau que acorda. É o homem inteiro. O tesão volta com força: você acorda duro feito adolescente, olha pra ela e sente de novo. Goza mais grosso, mais volume, jato mais forte, daquele que ela sente. E o resto vem junto: energia, músculo no treino, humor, e aquela agressividade boa de quem toma a iniciativa e domina na cama, não a de quem pede desculpa e vira pro lado.</w:t>
-      </w:r>
-      <w:r>
-        <w:t xml:space="preserve"> </w:t>
-      </w:r>
-      <w:r>
-        <w:t xml:space="preserve">ARGUMENTO: Monitor de ereção noturna: linha reta (</w:t>
-      </w:r>
-      <w:r>
-        <w:t xml:space="preserve">“</w:t>
-      </w:r>
-      <w:r>
-        <w:t xml:space="preserve">você agora</w:t>
-      </w:r>
-      <w:r>
-        <w:t xml:space="preserve">”</w:t>
-      </w:r>
-      <w:r>
-        <w:t xml:space="preserve">) x picos (</w:t>
-      </w:r>
-      <w:r>
-        <w:t xml:space="preserve">“</w:t>
-      </w:r>
-      <w:r>
-        <w:t xml:space="preserve">o que vem</w:t>
-      </w:r>
-      <w:r>
-        <w:t xml:space="preserve">”</w:t>
-      </w:r>
-      <w:r>
-        <w:t xml:space="preserve">). B-roll de treino, manhã, cama.</w:t>
-      </w:r>
-      <w:r>
-        <w:t xml:space="preserve"> </w:t>
-      </w:r>
-      <w:r>
-        <w:t xml:space="preserve">MEMÓRIA:</w:t>
-      </w:r>
-      <w:r>
-        <w:t xml:space="preserve"> </w:t>
-      </w:r>
-      <w:r>
-        <w:t xml:space="preserve">“</w:t>
-      </w:r>
-      <w:r>
-        <w:t xml:space="preserve">Pede desculpa e vira pro lado</w:t>
-      </w:r>
-      <w:r>
-        <w:t xml:space="preserve">”</w:t>
-      </w:r>
-      <w:r>
-        <w:t xml:space="preserve"> </w:t>
-      </w:r>
-      <w:r>
-        <w:t xml:space="preserve">é o Mike no hotel.</w:t>
-      </w:r>
-      <w:r>
-        <w:t xml:space="preserve"> </w:t>
-      </w:r>
-      <w:r>
-        <w:t xml:space="preserve">Etiqueta: Promessa + Prova Visual + Callback.</w:t>
-      </w:r>
-    </w:p>
-    <w:p>
-      <w:pPr>
-        <w:pStyle w:val="BodyText"/>
-      </w:pPr>
-      <w:r>
-        <w:rPr>
-          <w:bCs/>
-          <w:b/>
-        </w:rPr>
-        <w:t xml:space="preserve">PREMISSA 44:</w:t>
-      </w:r>
-      <w:r>
-        <w:t xml:space="preserve"> </w:t>
-      </w:r>
-      <w:r>
-        <w:t xml:space="preserve">E é aqui que o truque do touro se fecha. Dissolver, reconstruir, proteger, reativar. Quatro verbos, na ordem. Juntos, fazem o que nenhuma pílula, nenhuma bomba, nenhuma cirurgia faz. E fazem rápido. 72 horas: a primeira ereção espontânea ao acordar. 5 dias: o pau visivelmente mais cheio na primeira mijada. 14 dias: sem Viagra, sem 40 minutos, sem hora certa. 21 dias: crescimento que dá pra medir com régua. 30 dias: a esponja de volta à vida, e as polegadas que o cimento roubou voltando pro seu corpo. Em dias. Não em meses.</w:t>
-      </w:r>
-      <w:r>
-        <w:t xml:space="preserve"> </w:t>
-      </w:r>
-      <w:r>
-        <w:t xml:space="preserve">ARGUMENTO: Linha do tempo em lettering com os 5 marcos; esponja 3D voltando ao rosa, de dentro pra fora.</w:t>
-      </w:r>
-      <w:r>
-        <w:t xml:space="preserve"> </w:t>
-      </w:r>
-      <w:r>
-        <w:t xml:space="preserve">MEMÓRIA: Cada marco é uma cena dele: acordar duro, a mijada da manhã, jogar a cartela fora, a régua no chuveiro.</w:t>
-      </w:r>
-      <w:r>
-        <w:t xml:space="preserve"> </w:t>
-      </w:r>
-      <w:r>
-        <w:t xml:space="preserve">Etiqueta: Fechamento Lógico + Promessa cronometrada.</w:t>
-      </w:r>
-    </w:p>
-    <w:p>
-      <w:pPr>
-        <w:pStyle w:val="BodyText"/>
-      </w:pPr>
-      <w:r>
-        <w:rPr>
-          <w:bCs/>
-          <w:b/>
-        </w:rPr>
-        <w:t xml:space="preserve">PREMISSA 45 (ponte):</w:t>
-      </w:r>
-      <w:r>
-        <w:t xml:space="preserve"> </w:t>
-      </w:r>
-      <w:r>
-        <w:t xml:space="preserve">E eu sei como isso soa: bom demais pra ser verdade. É justamente por isso que não vou te pedir pra acreditar em mim. Vou te mostrar o primeiro homem que tomou. Na cozinha dele, sem rótulo, sem certificação, na mão. Com uma ressonância em 60%.</w:t>
-      </w:r>
-      <w:r>
-        <w:t xml:space="preserve"> </w:t>
-      </w:r>
-      <w:r>
-        <w:t xml:space="preserve">ARGUMENTO: Corte para o build-up: o Mike, a cozinha, a RM 60 → 28, 37 voluntários → 1.800 homens (94% / 97% / 91%).</w:t>
+        <w:t xml:space="preserve">PREMISSA 48 (ponte):</w:t>
+      </w:r>
+      <w:r>
+        <w:t xml:space="preserve"> </w:t>
+      </w:r>
+      <w:r>
+        <w:t xml:space="preserve">E eu sei como isso soa: bom demais pra ser verdade. É justamente por isso que não vou te pedir pra acreditar em mim. Vou te mostrar o primeiro homem que tomou. Na cozinha dele, sem rótulo, sem certificação, na mão. E a ressonância de 60% que você viu há 10 minutos? Era dele.</w:t>
+      </w:r>
+      <w:r>
+        <w:t xml:space="preserve"> </w:t>
+      </w:r>
+      <w:r>
+        <w:t xml:space="preserve">ARGUMENTO: Corte para o build-up: o Mike, a cozinha, a RM 60 → 28 (demo 7C, o radiologista traçando), os dois touros irmãos (14A), o selo postal (15A), 37 voluntários → 1.800 homens (16B: 94% / 97% / 91%).</w:t>
       </w:r>
       <w:r>
         <w:t xml:space="preserve"> </w:t>
@@ -3612,7 +4407,7 @@
         <w:pStyle w:val="FirstParagraph"/>
       </w:pPr>
       <w:r>
-        <w:t xml:space="preserve">Esponja de colágeno que decide tudo e não se renova (1–4) → o glifosato do saco e do bife gruda nela 14x e seca em camadas como cimento; o corpo tapa com cimento; cimento não fode (5–7) → te travou aos 15 e abaixo das 7 polegadas que ela precisa (8–9) → placa tóxica, nomeada; as duas esponjas; a RM do Mike em 60% (10–11) → países agiram, você viu no chuveiro, foi isso que ficou mole que nem macarrão na mão dela (12–13) → uma ferida; não é idade nem cabeça (matinal); Viagra, TRT, prótese com as memórias do Mike; é cimento, despejado por quem sabia (14–20) → relógio úmido/seco, 18 m / 5 a / 10 a, 70%, Mike em 60,</w:t>
+        <w:t xml:space="preserve">Esponja de colágeno que decide tudo e não se renova (1–4) → o glifosato do saco e do bife gruda nela 14x e seca em camadas como cimento; cimento não fode (5–7) → te travou aos 15 e abaixo das 7 polegadas que ela precisa (8–9) → placa tóxica, nomeada; as duas esponjas; um exame real em 60% (10–11) → México e Alemanha numa frase, o chuveiro, mole que nem macarrão na mão dela (12–13) → uma ferida; não é idade nem cabeça (matinal); Viagra, TRT, prótese com as memórias do Mike; é cimento, despejado por quem sabia (14–20) → relógio úmido/seco, 18 m / 5 a / 10 a, 70%,</w:t>
       </w:r>
       <w:r>
         <w:t xml:space="preserve"> </w:t>
@@ -3630,22 +4425,22 @@
         <w:t xml:space="preserve"> </w:t>
       </w:r>
       <w:r>
-        <w:t xml:space="preserve">(21–22) → o Longhorn come 15 kg e não cimenta; $700 mil; o capataz e o saco;</w:t>
-      </w:r>
-      <w:r>
-        <w:t xml:space="preserve"> </w:t>
-      </w:r>
-      <w:r>
-        <w:t xml:space="preserve">“</w:t>
-      </w:r>
-      <w:r>
-        <w:t xml:space="preserve">puro só arrota</w:t>
-      </w:r>
-      <w:r>
-        <w:t xml:space="preserve">”</w:t>
-      </w:r>
-      <w:r>
-        <w:t xml:space="preserve">; o touro faz 4 coisas (23–27) → DISSOLVER: bicarbonato preparado, demo do corte, mijar o cimento (28–31) → RECONSTRUIR: tendão de Longhorn de pasto, régua do Voluntário 22, ela congela,</w:t>
+        <w:t xml:space="preserve">(21–22) → o Longhorn come 15 kg e não cimenta (exame do veterinário, dois laudos); o garanhão é coletado, o touro monta; $700 mil; o bicarbonato está no rótulo, o segredo é o preparo; o capataz; o touro faz 4 coisas (23–28) → DISSOLVER:</w:t>
+      </w:r>
+      <w:r>
+        <w:t xml:space="preserve"> </w:t>
+      </w:r>
+      <w:r>
+        <w:t xml:space="preserve">“</w:t>
+      </w:r>
+      <w:r>
+        <w:t xml:space="preserve">tenho na cozinha</w:t>
+      </w:r>
+      <w:r>
+        <w:t xml:space="preserve">”</w:t>
+      </w:r>
+      <w:r>
+        <w:t xml:space="preserve">, o torso e os dois estômagos (animal errado), o corte com o cimento caindo na bandeja, mijar o cimento, o fardo na mesa (29–34) → RECONSTRUIR: tendão de touro reprodutor vs couro de boi de 18 meses, régua do Voluntário 22, ela congela,</w:t>
       </w:r>
       <w:r>
         <w:t xml:space="preserve"> </w:t>
@@ -3663,35 +4458,631 @@
         <w:t xml:space="preserve"> </w:t>
       </w:r>
       <w:r>
-        <w:t xml:space="preserve">(32–38) → PROTEGER: café e chuva de amanhã, Pycnogenol, Hopkins, óxido nítrico; REATIVAR: fio emendado, Tongkat 28–40%, homem inteiro, monitor; marcos 72h→30d (39–44) →</w:t>
-      </w:r>
-      <w:r>
-        <w:t xml:space="preserve"> </w:t>
-      </w:r>
-      <w:r>
-        <w:t xml:space="preserve">“</w:t>
-      </w:r>
-      <w:r>
-        <w:t xml:space="preserve">não vou pedir pra acreditar: o primeiro homem</w:t>
-      </w:r>
-      <w:r>
-        <w:t xml:space="preserve">”</w:t>
-      </w:r>
-      <w:r>
-        <w:t xml:space="preserve"> </w:t>
-      </w:r>
-      <w:r>
-        <w:t xml:space="preserve">(45).</w:t>
+        <w:t xml:space="preserve">(35–41) → PROTEGER: a mesa do café, Pycnogenol, Hopkins, tira de saliva; REATIVAR: fio emendado, Tongkat 28–40%, homem inteiro, monitor; marcos 72h→30d (42–47) →</w:t>
+      </w:r>
+      <w:r>
+        <w:t xml:space="preserve"> </w:t>
+      </w:r>
+      <w:r>
+        <w:t xml:space="preserve">“</w:t>
+      </w:r>
+      <w:r>
+        <w:t xml:space="preserve">não vou pedir pra acreditar: o primeiro homem, e a ressonância era dele</w:t>
+      </w:r>
+      <w:r>
+        <w:t xml:space="preserve">”</w:t>
+      </w:r>
+      <w:r>
+        <w:t xml:space="preserve"> </w:t>
+      </w:r>
+      <w:r>
+        <w:t xml:space="preserve">(48).</w:t>
       </w:r>
     </w:p>
     <w:bookmarkEnd w:id="30"/>
-    <w:bookmarkStart w:id="31" w:name="X75a71aea4838e124a0d9a202ff5355631b7f4ff"/>
+    <w:bookmarkStart w:id="31" w:name="mapa-das-demonstrações-do-doc-08-na-tese"/>
     <w:p>
       <w:pPr>
         <w:pStyle w:val="Heading2"/>
       </w:pPr>
       <w:r>
-        <w:t xml:space="preserve">5. Mapa de callbacks (o que a tese paga de volta)</w:t>
+        <w:t xml:space="preserve">5. Mapa das demonstrações do doc 08 na tese</w:t>
+      </w:r>
+    </w:p>
+    <w:tbl>
+      <w:tblPr>
+        <w:tblStyle w:val="Table"/>
+        <w:tblW w:type="auto" w:w="0"/>
+        <w:tblLook w:firstRow="1" w:lastRow="0" w:firstColumn="0" w:lastColumn="0" w:noHBand="0" w:noVBand="0" w:val="0020"/>
+        <w:jc w:val="start"/>
+      </w:tblPr>
+      <w:tblGrid>
+        <w:gridCol w:w="2640"/>
+        <w:gridCol w:w="2640"/>
+        <w:gridCol w:w="2640"/>
+      </w:tblGrid>
+      <w:tr>
+        <w:trPr>
+          <w:tblHeader w:val="true"/>
+        </w:trPr>
+        <w:tc>
+          <w:tcPr/>
+          <w:p>
+            <w:pPr>
+              <w:pStyle w:val="Compact"/>
+              <w:jc w:val="left"/>
+            </w:pPr>
+            <w:r>
+              <w:t xml:space="preserve">Prova (doc 08)</w:t>
+            </w:r>
+          </w:p>
+        </w:tc>
+        <w:tc>
+          <w:tcPr/>
+          <w:p>
+            <w:pPr>
+              <w:pStyle w:val="Compact"/>
+              <w:jc w:val="left"/>
+            </w:pPr>
+            <w:r>
+              <w:t xml:space="preserve">Decisão</w:t>
+            </w:r>
+          </w:p>
+        </w:tc>
+        <w:tc>
+          <w:tcPr/>
+          <w:p>
+            <w:pPr>
+              <w:pStyle w:val="Compact"/>
+              <w:jc w:val="left"/>
+            </w:pPr>
+            <w:r>
+              <w:t xml:space="preserve">Premissa</w:t>
+            </w:r>
+          </w:p>
+        </w:tc>
+      </w:tr>
+      <w:tr>
+        <w:tc>
+          <w:tcPr/>
+          <w:p>
+            <w:pPr>
+              <w:pStyle w:val="Compact"/>
+              <w:jc w:val="left"/>
+            </w:pPr>
+            <w:r>
+              <w:t xml:space="preserve">1 Longhorns não cimentam</w:t>
+            </w:r>
+          </w:p>
+        </w:tc>
+        <w:tc>
+          <w:tcPr/>
+          <w:p>
+            <w:pPr>
+              <w:pStyle w:val="Compact"/>
+              <w:jc w:val="left"/>
+            </w:pPr>
+            <w:r>
+              <w:t xml:space="preserve">1B + 1C</w:t>
+            </w:r>
+          </w:p>
+        </w:tc>
+        <w:tc>
+          <w:tcPr/>
+          <w:p>
+            <w:pPr>
+              <w:pStyle w:val="Compact"/>
+              <w:jc w:val="left"/>
+            </w:pPr>
+            <w:r>
+              <w:t xml:space="preserve">23</w:t>
+            </w:r>
+          </w:p>
+        </w:tc>
+      </w:tr>
+      <w:tr>
+        <w:tc>
+          <w:tcPr/>
+          <w:p>
+            <w:pPr>
+              <w:pStyle w:val="Compact"/>
+              <w:jc w:val="left"/>
+            </w:pPr>
+            <w:r>
+              <w:t xml:space="preserve">2 Bicarbonato é prática de ração</w:t>
+            </w:r>
+          </w:p>
+        </w:tc>
+        <w:tc>
+          <w:tcPr/>
+          <w:p>
+            <w:pPr>
+              <w:pStyle w:val="Compact"/>
+              <w:jc w:val="left"/>
+            </w:pPr>
+            <w:r>
+              <w:t xml:space="preserve">2A</w:t>
+            </w:r>
+          </w:p>
+        </w:tc>
+        <w:tc>
+          <w:tcPr/>
+          <w:p>
+            <w:pPr>
+              <w:pStyle w:val="Compact"/>
+              <w:jc w:val="left"/>
+            </w:pPr>
+            <w:r>
+              <w:t xml:space="preserve">26</w:t>
+            </w:r>
+          </w:p>
+        </w:tc>
+      </w:tr>
+      <w:tr>
+        <w:tc>
+          <w:tcPr/>
+          <w:p>
+            <w:pPr>
+              <w:pStyle w:val="Compact"/>
+              <w:jc w:val="left"/>
+            </w:pPr>
+            <w:r>
+              <w:t xml:space="preserve">3 Cavalo 1 estômago, boi 4</w:t>
+            </w:r>
+          </w:p>
+        </w:tc>
+        <w:tc>
+          <w:tcPr/>
+          <w:p>
+            <w:pPr>
+              <w:pStyle w:val="Compact"/>
+              <w:jc w:val="left"/>
+            </w:pPr>
+            <w:r>
+              <w:t xml:space="preserve">3B físico</w:t>
+            </w:r>
+          </w:p>
+        </w:tc>
+        <w:tc>
+          <w:tcPr/>
+          <w:p>
+            <w:pPr>
+              <w:pStyle w:val="Compact"/>
+              <w:jc w:val="left"/>
+            </w:pPr>
+            <w:r>
+              <w:t xml:space="preserve">30</w:t>
+            </w:r>
+          </w:p>
+        </w:tc>
+      </w:tr>
+      <w:tr>
+        <w:tc>
+          <w:tcPr/>
+          <w:p>
+            <w:pPr>
+              <w:pStyle w:val="Compact"/>
+              <w:jc w:val="left"/>
+            </w:pPr>
+            <w:r>
+              <w:t xml:space="preserve">4 + 5 Dissolve / sai na urina</w:t>
+            </w:r>
+          </w:p>
+        </w:tc>
+        <w:tc>
+          <w:tcPr/>
+          <w:p>
+            <w:pPr>
+              <w:pStyle w:val="Compact"/>
+              <w:jc w:val="left"/>
+            </w:pPr>
+            <w:r>
+              <w:t xml:space="preserve">Corte inclinado</w:t>
+            </w:r>
+          </w:p>
+        </w:tc>
+        <w:tc>
+          <w:tcPr/>
+          <w:p>
+            <w:pPr>
+              <w:pStyle w:val="Compact"/>
+              <w:jc w:val="left"/>
+            </w:pPr>
+            <w:r>
+              <w:t xml:space="preserve">31</w:t>
+            </w:r>
+          </w:p>
+        </w:tc>
+      </w:tr>
+      <w:tr>
+        <w:tc>
+          <w:tcPr/>
+          <w:p>
+            <w:pPr>
+              <w:pStyle w:val="Compact"/>
+              <w:jc w:val="left"/>
+            </w:pPr>
+            <w:r>
+              <w:t xml:space="preserve">6 Colágeno de pote vs tendão</w:t>
+            </w:r>
+          </w:p>
+        </w:tc>
+        <w:tc>
+          <w:tcPr/>
+          <w:p>
+            <w:pPr>
+              <w:pStyle w:val="Compact"/>
+              <w:jc w:val="left"/>
+            </w:pPr>
+            <w:r>
+              <w:t xml:space="preserve">6B + 6C</w:t>
+            </w:r>
+          </w:p>
+        </w:tc>
+        <w:tc>
+          <w:tcPr/>
+          <w:p>
+            <w:pPr>
+              <w:pStyle w:val="Compact"/>
+              <w:jc w:val="left"/>
+            </w:pPr>
+            <w:r>
+              <w:t xml:space="preserve">36</w:t>
+            </w:r>
+          </w:p>
+        </w:tc>
+      </w:tr>
+      <w:tr>
+        <w:tc>
+          <w:tcPr/>
+          <w:p>
+            <w:pPr>
+              <w:pStyle w:val="Compact"/>
+              <w:jc w:val="left"/>
+            </w:pPr>
+            <w:r>
+              <w:t xml:space="preserve">7 Esponja cresce</w:t>
+            </w:r>
+          </w:p>
+        </w:tc>
+        <w:tc>
+          <w:tcPr/>
+          <w:p>
+            <w:pPr>
+              <w:pStyle w:val="Compact"/>
+              <w:jc w:val="left"/>
+            </w:pPr>
+            <w:r>
+              <w:t xml:space="preserve">7B</w:t>
+            </w:r>
+          </w:p>
+        </w:tc>
+        <w:tc>
+          <w:tcPr/>
+          <w:p>
+            <w:pPr>
+              <w:pStyle w:val="Compact"/>
+              <w:jc w:val="left"/>
+            </w:pPr>
+            <w:r>
+              <w:t xml:space="preserve">39</w:t>
+            </w:r>
+          </w:p>
+        </w:tc>
+      </w:tr>
+      <w:tr>
+        <w:tc>
+          <w:tcPr/>
+          <w:p>
+            <w:pPr>
+              <w:pStyle w:val="Compact"/>
+              <w:jc w:val="left"/>
+            </w:pPr>
+            <w:r>
+              <w:t xml:space="preserve">8 Proteger</w:t>
+            </w:r>
+          </w:p>
+        </w:tc>
+        <w:tc>
+          <w:tcPr/>
+          <w:p>
+            <w:pPr>
+              <w:pStyle w:val="Compact"/>
+              <w:jc w:val="left"/>
+            </w:pPr>
+            <w:r>
+              <w:t xml:space="preserve">8B</w:t>
+            </w:r>
+          </w:p>
+        </w:tc>
+        <w:tc>
+          <w:tcPr/>
+          <w:p>
+            <w:pPr>
+              <w:pStyle w:val="Compact"/>
+              <w:jc w:val="left"/>
+            </w:pPr>
+            <w:r>
+              <w:t xml:space="preserve">42</w:t>
+            </w:r>
+          </w:p>
+        </w:tc>
+      </w:tr>
+      <w:tr>
+        <w:tc>
+          <w:tcPr/>
+          <w:p>
+            <w:pPr>
+              <w:pStyle w:val="Compact"/>
+              <w:jc w:val="left"/>
+            </w:pPr>
+            <w:r>
+              <w:t xml:space="preserve">9 Óxido nítrico</w:t>
+            </w:r>
+          </w:p>
+        </w:tc>
+        <w:tc>
+          <w:tcPr/>
+          <w:p>
+            <w:pPr>
+              <w:pStyle w:val="Compact"/>
+              <w:jc w:val="left"/>
+            </w:pPr>
+            <w:r>
+              <w:t xml:space="preserve">9A + 9C</w:t>
+            </w:r>
+          </w:p>
+        </w:tc>
+        <w:tc>
+          <w:tcPr/>
+          <w:p>
+            <w:pPr>
+              <w:pStyle w:val="Compact"/>
+              <w:jc w:val="left"/>
+            </w:pPr>
+            <w:r>
+              <w:t xml:space="preserve">43, 44</w:t>
+            </w:r>
+          </w:p>
+        </w:tc>
+      </w:tr>
+      <w:tr>
+        <w:tc>
+          <w:tcPr/>
+          <w:p>
+            <w:pPr>
+              <w:pStyle w:val="Compact"/>
+              <w:jc w:val="left"/>
+            </w:pPr>
+            <w:r>
+              <w:t xml:space="preserve">10 Reativar</w:t>
+            </w:r>
+          </w:p>
+        </w:tc>
+        <w:tc>
+          <w:tcPr/>
+          <w:p>
+            <w:pPr>
+              <w:pStyle w:val="Compact"/>
+              <w:jc w:val="left"/>
+            </w:pPr>
+            <w:r>
+              <w:t xml:space="preserve">10C</w:t>
+            </w:r>
+          </w:p>
+        </w:tc>
+        <w:tc>
+          <w:tcPr/>
+          <w:p>
+            <w:pPr>
+              <w:pStyle w:val="Compact"/>
+              <w:jc w:val="left"/>
+            </w:pPr>
+            <w:r>
+              <w:t xml:space="preserve">45</w:t>
+            </w:r>
+          </w:p>
+        </w:tc>
+      </w:tr>
+      <w:tr>
+        <w:tc>
+          <w:tcPr/>
+          <w:p>
+            <w:pPr>
+              <w:pStyle w:val="Compact"/>
+              <w:jc w:val="left"/>
+            </w:pPr>
+            <w:r>
+              <w:t xml:space="preserve">11 Quatro verbos</w:t>
+            </w:r>
+          </w:p>
+        </w:tc>
+        <w:tc>
+          <w:tcPr/>
+          <w:p>
+            <w:pPr>
+              <w:pStyle w:val="Compact"/>
+              <w:jc w:val="left"/>
+            </w:pPr>
+            <w:r>
+              <w:t xml:space="preserve">sem demo</w:t>
+            </w:r>
+          </w:p>
+        </w:tc>
+        <w:tc>
+          <w:tcPr/>
+          <w:p>
+            <w:pPr>
+              <w:pStyle w:val="Compact"/>
+              <w:jc w:val="left"/>
+            </w:pPr>
+            <w:r>
+              <w:t xml:space="preserve">28 + loops 34, 41</w:t>
+            </w:r>
+          </w:p>
+        </w:tc>
+      </w:tr>
+      <w:tr>
+        <w:tc>
+          <w:tcPr/>
+          <w:p>
+            <w:pPr>
+              <w:pStyle w:val="Compact"/>
+              <w:jc w:val="left"/>
+            </w:pPr>
+            <w:r>
+              <w:t xml:space="preserve">12 Dose exata</w:t>
+            </w:r>
+          </w:p>
+        </w:tc>
+        <w:tc>
+          <w:tcPr/>
+          <w:p>
+            <w:pPr>
+              <w:pStyle w:val="Compact"/>
+              <w:jc w:val="left"/>
+            </w:pPr>
+            <w:r>
+              <w:t xml:space="preserve">12C</w:t>
+            </w:r>
+          </w:p>
+        </w:tc>
+        <w:tc>
+          <w:tcPr/>
+          <w:p>
+            <w:pPr>
+              <w:pStyle w:val="Compact"/>
+              <w:jc w:val="left"/>
+            </w:pPr>
+            <w:r>
+              <w:t xml:space="preserve">32</w:t>
+            </w:r>
+          </w:p>
+        </w:tc>
+      </w:tr>
+      <w:tr>
+        <w:tc>
+          <w:tcPr/>
+          <w:p>
+            <w:pPr>
+              <w:pStyle w:val="Compact"/>
+              <w:jc w:val="left"/>
+            </w:pPr>
+            <w:r>
+              <w:t xml:space="preserve">13 Garanhão coletado vs touro</w:t>
+            </w:r>
+          </w:p>
+        </w:tc>
+        <w:tc>
+          <w:tcPr/>
+          <w:p>
+            <w:pPr>
+              <w:pStyle w:val="Compact"/>
+              <w:jc w:val="left"/>
+            </w:pPr>
+            <w:r>
+              <w:t xml:space="preserve">13A</w:t>
+            </w:r>
+          </w:p>
+        </w:tc>
+        <w:tc>
+          <w:tcPr/>
+          <w:p>
+            <w:pPr>
+              <w:pStyle w:val="Compact"/>
+              <w:jc w:val="left"/>
+            </w:pPr>
+            <w:r>
+              <w:t xml:space="preserve">25</w:t>
+            </w:r>
+          </w:p>
+        </w:tc>
+      </w:tr>
+      <w:tr>
+        <w:tc>
+          <w:tcPr/>
+          <w:p>
+            <w:pPr>
+              <w:pStyle w:val="Compact"/>
+              <w:jc w:val="left"/>
+            </w:pPr>
+            <w:r>
+              <w:t xml:space="preserve">14, 15, 16</w:t>
+            </w:r>
+          </w:p>
+        </w:tc>
+        <w:tc>
+          <w:tcPr/>
+          <w:p>
+            <w:pPr>
+              <w:pStyle w:val="Compact"/>
+              <w:jc w:val="left"/>
+            </w:pPr>
+            <w:r>
+              <w:t xml:space="preserve">14A, 15A, 16B</w:t>
+            </w:r>
+          </w:p>
+        </w:tc>
+        <w:tc>
+          <w:tcPr/>
+          <w:p>
+            <w:pPr>
+              <w:pStyle w:val="Compact"/>
+              <w:jc w:val="left"/>
+            </w:pPr>
+            <w:r>
+              <w:t xml:space="preserve">build-up (48 abre)</w:t>
+            </w:r>
+          </w:p>
+        </w:tc>
+      </w:tr>
+      <w:tr>
+        <w:tc>
+          <w:tcPr/>
+          <w:p>
+            <w:pPr>
+              <w:pStyle w:val="Compact"/>
+              <w:jc w:val="left"/>
+            </w:pPr>
+            <w:r>
+              <w:t xml:space="preserve">17 Milkshaking</w:t>
+            </w:r>
+          </w:p>
+        </w:tc>
+        <w:tc>
+          <w:tcPr/>
+          <w:p>
+            <w:pPr>
+              <w:pStyle w:val="Compact"/>
+              <w:jc w:val="left"/>
+            </w:pPr>
+            <w:r>
+              <w:t xml:space="preserve">17B + 17C</w:t>
+            </w:r>
+          </w:p>
+        </w:tc>
+        <w:tc>
+          <w:tcPr/>
+          <w:p>
+            <w:pPr>
+              <w:pStyle w:val="Compact"/>
+              <w:jc w:val="left"/>
+            </w:pPr>
+            <w:r>
+              <w:t xml:space="preserve">lead</w:t>
+            </w:r>
+          </w:p>
+        </w:tc>
+      </w:tr>
+    </w:tbl>
+    <w:bookmarkEnd w:id="31"/>
+    <w:bookmarkStart w:id="32" w:name="X75a71aea4838e124a0d9a202ff5355631b7f4ff"/>
+    <w:p>
+      <w:pPr>
+        <w:pStyle w:val="Heading2"/>
+      </w:pPr>
+      <w:r>
+        <w:t xml:space="preserve">6. Mapa de callbacks (o que a tese paga de volta)</w:t>
       </w:r>
     </w:p>
     <w:tbl>
@@ -3767,7 +5158,7 @@
               <w:jc w:val="left"/>
             </w:pPr>
             <w:r>
-              <w:t xml:space="preserve">Premissas 3, 10, 17</w:t>
+              <w:t xml:space="preserve">3, 10, 17, 46</w:t>
             </w:r>
           </w:p>
         </w:tc>
@@ -3793,19 +5184,7 @@
               <w:jc w:val="left"/>
             </w:pPr>
             <w:r>
-              <w:t xml:space="preserve">Premissa 13 (</w:t>
-            </w:r>
-            <w:r>
-              <w:t xml:space="preserve">“</w:t>
-            </w:r>
-            <w:r>
-              <w:t xml:space="preserve">mole que nem macarrão cozido</w:t>
-            </w:r>
-            <w:r>
-              <w:t xml:space="preserve">”</w:t>
-            </w:r>
-            <w:r>
-              <w:t xml:space="preserve">)</w:t>
+              <w:t xml:space="preserve">13</w:t>
             </w:r>
           </w:p>
         </w:tc>
@@ -3831,7 +5210,7 @@
               <w:jc w:val="left"/>
             </w:pPr>
             <w:r>
-              <w:t xml:space="preserve">Premissas 17, 18, 35, 42</w:t>
+              <w:t xml:space="preserve">17, 18, 38, 45</w:t>
             </w:r>
           </w:p>
         </w:tc>
@@ -3857,7 +5236,7 @@
               <w:jc w:val="left"/>
             </w:pPr>
             <w:r>
-              <w:t xml:space="preserve">Premissas 5, 23, 26</w:t>
+              <w:t xml:space="preserve">5, 23, 27</w:t>
             </w:r>
           </w:p>
         </w:tc>
@@ -3883,7 +5262,7 @@
               <w:jc w:val="left"/>
             </w:pPr>
             <w:r>
-              <w:t xml:space="preserve">Premissa 8</w:t>
+              <w:t xml:space="preserve">8</w:t>
             </w:r>
           </w:p>
         </w:tc>
@@ -3921,7 +5300,7 @@
               <w:jc w:val="left"/>
             </w:pPr>
             <w:r>
-              <w:t xml:space="preserve">Premissa 20</w:t>
+              <w:t xml:space="preserve">20</w:t>
             </w:r>
           </w:p>
         </w:tc>
@@ -3935,31 +5314,31 @@
               <w:jc w:val="left"/>
             </w:pPr>
             <w:r>
+              <w:t xml:space="preserve">Capataz:</w:t>
+            </w:r>
+            <w:r>
+              <w:t xml:space="preserve"> </w:t>
+            </w:r>
+            <w:r>
               <w:t xml:space="preserve">“</w:t>
             </w:r>
             <w:r>
-              <w:t xml:space="preserve">Não existe filtro pra chuva</w:t>
+              <w:t xml:space="preserve">straight, all you do is burp</w:t>
             </w:r>
             <w:r>
               <w:t xml:space="preserve">”</w:t>
             </w:r>
-            <w:r>
-              <w:t xml:space="preserve"> </w:t>
-            </w:r>
-            <w:r>
-              <w:t xml:space="preserve">(PFAS)</w:t>
-            </w:r>
-          </w:p>
-        </w:tc>
-        <w:tc>
-          <w:tcPr/>
-          <w:p>
-            <w:pPr>
-              <w:pStyle w:val="Compact"/>
-              <w:jc w:val="left"/>
-            </w:pPr>
-            <w:r>
-              <w:t xml:space="preserve">Premissa 39</w:t>
+          </w:p>
+        </w:tc>
+        <w:tc>
+          <w:tcPr/>
+          <w:p>
+            <w:pPr>
+              <w:pStyle w:val="Compact"/>
+              <w:jc w:val="left"/>
+            </w:pPr>
+            <w:r>
+              <w:t xml:space="preserve">27, 29</w:t>
             </w:r>
           </w:p>
         </w:tc>
@@ -3973,16 +5352,10 @@
               <w:jc w:val="left"/>
             </w:pPr>
             <w:r>
-              <w:t xml:space="preserve">Capataz:</w:t>
-            </w:r>
-            <w:r>
-              <w:t xml:space="preserve"> </w:t>
-            </w:r>
-            <w:r>
               <w:t xml:space="preserve">“</w:t>
             </w:r>
             <w:r>
-              <w:t xml:space="preserve">straight, all you do is burp</w:t>
+              <w:t xml:space="preserve">It’s not the horse</w:t>
             </w:r>
             <w:r>
               <w:t xml:space="preserve">”</w:t>
@@ -3997,7 +5370,7 @@
               <w:jc w:val="left"/>
             </w:pPr>
             <w:r>
-              <w:t xml:space="preserve">Premissas 26, 28</w:t>
+              <w:t xml:space="preserve">25, 30</w:t>
             </w:r>
           </w:p>
         </w:tc>
@@ -4029,7 +5402,7 @@
               <w:jc w:val="left"/>
             </w:pPr>
             <w:r>
-              <w:t xml:space="preserve">Premissas 23, 36</w:t>
+              <w:t xml:space="preserve">23, 39</w:t>
             </w:r>
           </w:p>
         </w:tc>
@@ -4055,7 +5428,7 @@
               <w:jc w:val="left"/>
             </w:pPr>
             <w:r>
-              <w:t xml:space="preserve">Premissas 9, 26</w:t>
+              <w:t xml:space="preserve">9, 27</w:t>
             </w:r>
           </w:p>
         </w:tc>
@@ -4069,32 +5442,32 @@
               <w:jc w:val="left"/>
             </w:pPr>
             <w:r>
-              <w:t xml:space="preserve">RM do Mike (plantada aqui, paga no build-up: 60 → 28)</w:t>
-            </w:r>
-          </w:p>
-        </w:tc>
-        <w:tc>
-          <w:tcPr/>
-          <w:p>
-            <w:pPr>
-              <w:pStyle w:val="Compact"/>
-              <w:jc w:val="left"/>
-            </w:pPr>
-            <w:r>
-              <w:t xml:space="preserve">Premissas 11, 22, 45</w:t>
+              <w:t xml:space="preserve">A RM anônima de 60% (plantada em 11 e 22, revelada em 48 → build-up 60 → 28)</w:t>
+            </w:r>
+          </w:p>
+        </w:tc>
+        <w:tc>
+          <w:tcPr/>
+          <w:p>
+            <w:pPr>
+              <w:pStyle w:val="Compact"/>
+              <w:jc w:val="left"/>
+            </w:pPr>
+            <w:r>
+              <w:t xml:space="preserve">11, 22, 48</w:t>
             </w:r>
           </w:p>
         </w:tc>
       </w:tr>
     </w:tbl>
-    <w:bookmarkEnd w:id="31"/>
-    <w:bookmarkStart w:id="32" w:name="pontos-a-validar-antes-da-copy"/>
+    <w:bookmarkEnd w:id="32"/>
+    <w:bookmarkStart w:id="33" w:name="pontos-a-validar-antes-da-copy"/>
     <w:p>
       <w:pPr>
         <w:pStyle w:val="Heading2"/>
       </w:pPr>
       <w:r>
-        <w:t xml:space="preserve">6. Pontos a validar antes da copy</w:t>
+        <w:t xml:space="preserve">7. Pontos a validar antes da copy</w:t>
       </w:r>
     </w:p>
     <w:p>
@@ -4116,7 +5489,7 @@
         <w:t xml:space="preserve"> </w:t>
       </w:r>
       <w:r>
-        <w:t xml:space="preserve">(premissa 9): nome de revista ou instituição em tela, mesmo com a narração curta.</w:t>
+        <w:t xml:space="preserve">(premissa 9): nome de revista ou instituição em tela.</w:t>
       </w:r>
     </w:p>
     <w:p>
@@ -4160,7 +5533,7 @@
         <w:t xml:space="preserve"> </w:t>
       </w:r>
       <w:r>
-        <w:t xml:space="preserve">(AE) ou só cimento: hoje a cadeia não usa a mangueira; o</w:t>
+        <w:t xml:space="preserve">da Alpha Erec: hoje a cadeia não usa; o</w:t>
       </w:r>
       <w:r>
         <w:t xml:space="preserve"> </w:t>
@@ -4178,7 +5551,7 @@
         <w:t xml:space="preserve"> </w:t>
       </w:r>
       <w:r>
-        <w:t xml:space="preserve">é feito com a lupa na fronteira rosa/cinza (premissa 13).</w:t>
+        <w:t xml:space="preserve">é a lupa na fronteira rosa/cinza (premissa 13).</w:t>
       </w:r>
     </w:p>
     <w:p>
@@ -4194,28 +5567,28 @@
           <w:bCs/>
           <w:b/>
         </w:rPr>
-        <w:t xml:space="preserve">Número da premissa 34</w:t>
-      </w:r>
-      <w:r>
-        <w:t xml:space="preserve">:</w:t>
-      </w:r>
-      <w:r>
-        <w:t xml:space="preserve"> </w:t>
-      </w:r>
-      <w:r>
-        <w:t xml:space="preserve">“</w:t>
-      </w:r>
-      <w:r>
-        <w:t xml:space="preserve">3 polegadas e 1 de grossura, de 5 pra 8</w:t>
-      </w:r>
-      <w:r>
-        <w:t xml:space="preserve">”</w:t>
-      </w:r>
-      <w:r>
-        <w:t xml:space="preserve"> </w:t>
-      </w:r>
-      <w:r>
-        <w:t xml:space="preserve">bate com o Voluntário 22 (5,63 → 8,46); a Soda Horse promete 3–4 e 8–9. Mantive o número menor para casar com a régua.</w:t>
+        <w:t xml:space="preserve">Idade do touro:</w:t>
+      </w:r>
+      <w:r>
+        <w:t xml:space="preserve"> </w:t>
+      </w:r>
+      <w:r>
+        <w:t xml:space="preserve">unificada em 18 (doc 08 dizia 17 no exame do veterinário; ajustado para</w:t>
+      </w:r>
+      <w:r>
+        <w:t xml:space="preserve"> </w:t>
+      </w:r>
+      <w:r>
+        <w:t xml:space="preserve">“</w:t>
+      </w:r>
+      <w:r>
+        <w:t xml:space="preserve">AGE 18 = MAN OF 75</w:t>
+      </w:r>
+      <w:r>
+        <w:t xml:space="preserve">”</w:t>
+      </w:r>
+      <w:r>
+        <w:t xml:space="preserve">).</w:t>
       </w:r>
     </w:p>
     <w:p>
@@ -4231,45 +5604,47 @@
           <w:bCs/>
           <w:b/>
         </w:rPr>
-        <w:t xml:space="preserve">Onde o Huberman diz</w:t>
-      </w:r>
-      <w:r>
-        <w:rPr>
-          <w:bCs/>
-          <w:b/>
-        </w:rPr>
-        <w:t xml:space="preserve"> </w:t>
-      </w:r>
-      <w:r>
-        <w:rPr>
-          <w:bCs/>
-          <w:b/>
-        </w:rPr>
-        <w:t xml:space="preserve">“</w:t>
-      </w:r>
-      <w:r>
-        <w:rPr>
-          <w:bCs/>
-          <w:b/>
-        </w:rPr>
-        <w:t xml:space="preserve">eu vi a RM do Mike</w:t>
-      </w:r>
-      <w:r>
-        <w:rPr>
-          <w:bCs/>
-          <w:b/>
-        </w:rPr>
-        <w:t xml:space="preserve">”</w:t>
-      </w:r>
-      <w:r>
-        <w:t xml:space="preserve"> </w:t>
-      </w:r>
-      <w:r>
-        <w:t xml:space="preserve">(premissa 11): na tese, como aqui, ou só no build-up.</w:t>
-      </w:r>
-    </w:p>
-    <w:bookmarkEnd w:id="32"/>
+        <w:t xml:space="preserve">Rótulo 6B:</w:t>
+      </w:r>
+      <w:r>
+        <w:t xml:space="preserve"> </w:t>
+      </w:r>
+      <w:r>
+        <w:t xml:space="preserve">texto alterado para idade e função (</w:t>
+      </w:r>
+      <w:r>
+        <w:t xml:space="preserve">“</w:t>
+      </w:r>
+      <w:r>
+        <w:t xml:space="preserve">feedlot, 18 months</w:t>
+      </w:r>
+      <w:r>
+        <w:t xml:space="preserve">”</w:t>
+      </w:r>
+      <w:r>
+        <w:t xml:space="preserve"> </w:t>
+      </w:r>
+      <w:r>
+        <w:t xml:space="preserve">vs</w:t>
+      </w:r>
+      <w:r>
+        <w:t xml:space="preserve"> </w:t>
+      </w:r>
+      <w:r>
+        <w:t xml:space="preserve">“</w:t>
+      </w:r>
+      <w:r>
+        <w:t xml:space="preserve">breeding-bull tendon, 15 years</w:t>
+      </w:r>
+      <w:r>
+        <w:t xml:space="preserve">”</w:t>
+      </w:r>
+      <w:r>
+        <w:t xml:space="preserve">); doc 08 e brief 04 alinhados.</w:t>
+      </w:r>
+    </w:p>
     <w:bookmarkEnd w:id="33"/>
+    <w:bookmarkEnd w:id="34"/>
     <w:sectPr/>
   </w:body>
 </w:document>

--- a/analise-ed/12_Tese_SodaFil_Logic_Blocks_Premissas.docx
+++ b/analise-ed/12_Tese_SodaFil_Logic_Blocks_Premissas.docx
@@ -811,7 +811,7 @@
               <w:t xml:space="preserve">”</w:t>
             </w:r>
             <w:r>
-              <w:t xml:space="preserve">), prova na urina, dose exata (o fardo na mesa).</w:t>
+              <w:t xml:space="preserve">), callback da bandeja da lead em plano fechado, prova na urina, dose exata (o fardo na mesa).</w:t>
             </w:r>
           </w:p>
         </w:tc>
@@ -835,7 +835,7 @@
               <w:jc w:val="left"/>
             </w:pPr>
             <w:r>
-              <w:t xml:space="preserve">3B físico, 4 + 5, 12C</w:t>
+              <w:t xml:space="preserve">3B físico, 4 + 5 (plano fechado), 12C</w:t>
             </w:r>
           </w:p>
         </w:tc>
@@ -3198,23 +3198,23 @@
         <w:t xml:space="preserve"> </w:t>
       </w:r>
       <w:r>
-        <w:t xml:space="preserve">Preparado do jeito do cocho, na dose certa, ele passa do estômago e faz uma coisa que nenhum remédio faz. Lembra do cimento? A placa é um depósito duro e ácido. O bicarbonato, na forma certa, é a única coisa que quebra esse depósito em pedaços pequenos o bastante pra sair na urina. Olha isso acontecendo. ·</w:t>
-      </w:r>
-      <w:r>
-        <w:t xml:space="preserve"> </w:t>
-      </w:r>
-      <w:r>
-        <w:rPr>
-          <w:bCs/>
-          <w:b/>
-        </w:rPr>
-        <w:t xml:space="preserve">Demo 4 + 5</w:t>
-      </w:r>
-      <w:r>
-        <w:t xml:space="preserve"> </w:t>
-      </w:r>
-      <w:r>
-        <w:t xml:space="preserve">ARGUMENTO: O corte do pênis inclinado, em plano fechado: o preparo é despejado pelo funil, escorre por dentro, o cimento escurece, solta em grãos e cai na bandeja transparente; a bandeja enchendo de preto. Lettering</w:t>
+        <w:t xml:space="preserve">Preparado do jeito do cocho, na dose certa, ele passa do estômago e faz uma coisa que nenhum remédio faz. Lembra do cimento? A placa é um depósito duro e ácido. O bicarbonato, na forma certa, é a única coisa que quebra esse depósito em pedaços pequenos o bastante pra sair na urina. Você já viu isso acontecer no começo deste vídeo. Olha a bandeja de novo. ·</w:t>
+      </w:r>
+      <w:r>
+        <w:t xml:space="preserve"> </w:t>
+      </w:r>
+      <w:r>
+        <w:rPr>
+          <w:bCs/>
+          <w:b/>
+        </w:rPr>
+        <w:t xml:space="preserve">Demo 4 + 5, plano fechado (callback da lead)</w:t>
+      </w:r>
+      <w:r>
+        <w:t xml:space="preserve"> </w:t>
+      </w:r>
+      <w:r>
+        <w:t xml:space="preserve">ARGUMENTO: A demonstração inteira (modelo em corte inclinado, funil, o preparo escorrendo, a placa soltando) é da lead. Aqui ela não se repete: volta só em plano fechado, a bandeja transparente enchendo de preto, os grãos caindo. Lettering</w:t>
       </w:r>
       <w:r>
         <w:t xml:space="preserve"> </w:t>
@@ -3229,7 +3229,7 @@
         <w:t xml:space="preserve">”</w:t>
       </w:r>
       <w:r>
-        <w:t xml:space="preserve">.</w:t>
+        <w:t xml:space="preserve">. Três a cinco segundos.</w:t>
       </w:r>
       <w:r>
         <w:t xml:space="preserve"> </w:t>
@@ -3241,7 +3241,7 @@
         <w:t xml:space="preserve"> </w:t>
       </w:r>
       <w:r>
-        <w:t xml:space="preserve">Etiqueta: Prova Visual (demonstração) + Prova por Experiência Própria (futura).</w:t>
+        <w:t xml:space="preserve">Etiqueta: Callback (demo da lead) + Prova por Experiência Própria (futura).</w:t>
       </w:r>
     </w:p>
     <w:p>
@@ -4492,7 +4492,7 @@
     <w:tbl>
       <w:tblPr>
         <w:tblStyle w:val="Table"/>
-        <w:tblW w:type="auto" w:w="0"/>
+        <w:tblW w:type="pct" w:w="5000"/>
         <w:tblLook w:firstRow="1" w:lastRow="0" w:firstColumn="0" w:lastColumn="0" w:noHBand="0" w:noVBand="0" w:val="0020"/>
         <w:jc w:val="start"/>
       </w:tblPr>
@@ -4677,7 +4677,7 @@
               <w:jc w:val="left"/>
             </w:pPr>
             <w:r>
-              <w:t xml:space="preserve">Corte inclinado</w:t>
+              <w:t xml:space="preserve">Corte inclinado: demo inteira na lead; no MUS só o plano fechado da bandeja enchendo de preto</w:t>
             </w:r>
           </w:p>
         </w:tc>

--- a/analise-ed/12_Tese_SodaFil_Logic_Blocks_Premissas.docx
+++ b/analise-ed/12_Tese_SodaFil_Logic_Blocks_Premissas.docx
@@ -216,7 +216,7 @@
         <w:t xml:space="preserve"> </w:t>
       </w:r>
       <w:r>
-        <w:t xml:space="preserve">- Colágeno: a desqualificação é por idade e função do animal (boi de 18 meses de couro vs touro reprodutor de 15 anos de tendão), não por dieta, porque o Longhorn come a ração do saco.</w:t>
+        <w:t xml:space="preserve">- Colágeno: a desqualificação é por idade e função do animal (couro de boi de 18 meses vs chifre de touro reprodutor), não por dieta, porque o Longhorn come a ração do saco. Fonte do colágeno: o núcleo do chifre, a única parte do Longhorn que nunca para de crescer (decisão de 14/10).</w:t>
       </w:r>
       <w:r>
         <w:t xml:space="preserve"> </w:t>
@@ -292,7 +292,7 @@
         <w:t xml:space="preserve"> </w:t>
       </w:r>
       <w:r>
-        <w:t xml:space="preserve">O touro Longhorn come 15 quilos daquela ração por dia e monta aos 18 como aos 3, porque o rancheiro mistura bicarbonato no cocho, e porque o touro faz quatro coisas na ordem. O bicarbonato está em todo saco de ração do Texas; o segredo é o preparo, porque puro, no seu estômago de um compartimento só, só faz arrotar. Dissolver (bicarbonato preparado) · Reconstruir (colágeno de tendão de touro reprodutor Longhorn) · Proteger (Pycnogenol) · Reativar (Tongkat Ali). Em 30 dias a esponja volta, e as polegadas que o cimento travou voltam com ela.</w:t>
+        <w:t xml:space="preserve">O touro Longhorn come 15 quilos daquela ração por dia e monta aos 18 como aos 3, porque o rancheiro mistura bicarbonato no cocho, e porque o touro faz quatro coisas na ordem. O bicarbonato está em todo saco de ração do Texas; o segredo é o preparo, porque puro, no seu estômago de um compartimento só, só faz arrotar. Dissolver (bicarbonato preparado) · Reconstruir (colágeno do chifre de touro reprodutor Longhorn) · Proteger (Pycnogenol) · Reativar (Tongkat Ali). Em 30 dias a esponja volta, e as polegadas que o cimento travou voltam com ela.</w:t>
       </w:r>
     </w:p>
     <w:p>
@@ -885,7 +885,7 @@
               <w:jc w:val="left"/>
             </w:pPr>
             <w:r>
-              <w:t xml:space="preserve">Por que dissolver não basta; tendão de touro reprodutor; régua e ressonância; ela congela 3 segundos.</w:t>
+              <w:t xml:space="preserve">Por que dissolver não basta; o chifre que nunca para de crescer; régua e ressonância; ela congela 3 segundos.</w:t>
             </w:r>
           </w:p>
         </w:tc>
@@ -3495,7 +3495,7 @@
         <w:t xml:space="preserve"> </w:t>
       </w:r>
       <w:r>
-        <w:t xml:space="preserve">E só existe um material pra reconstruir: colágeno hidrolisado de tendão de touro reprodutor Longhorn. Não me venha com o potinho pra ruga: aquilo é couro de boi de confinamento, abatido com 18 meses, antes de o colágeno amadurecer, e o ácido do seu estômago destrói antes de absorver. A única coisa que cresce é o lucro do laboratório. O nosso vem do tendão de um touro que passou 15 anos montando. O homem para de fabricar colágeno aos 25. O touro reprodutor nunca para. É por isso que ele monta aos 18 como aos 3.</w:t>
+        <w:t xml:space="preserve">E só existe um material pra reconstruir: colágeno hidrolisado do chifre de touro reprodutor Longhorn. Não me venha com o potinho pra ruga: aquilo é couro de boi de confinamento, abatido com 18 meses, antes de o colágeno amadurecer, e o ácido do seu estômago destrói antes de absorver. A única coisa que cresce é o lucro do laboratório. O nosso vem do núcleo do chifre: a única parte do Longhorn que nunca para de crescer, do primeiro dia ao último, mais de cem polegadas. O homem para de fabricar colágeno aos 25. O Longhorn nunca para, e é esse colágeno que empurra o chifre e mantém o aparelho dele ligado. É por isso que ele monta aos 18 como aos 3.</w:t>
       </w:r>
       <w:r>
         <w:t xml:space="preserve"> </w:t>
@@ -3504,7 +3504,7 @@
         <w:rPr>
           <w:rStyle w:val="VerbatimChar"/>
         </w:rPr>
-        <w:t xml:space="preserve">[toque: dois rótulos, tendão na mão]</w:t>
+        <w:t xml:space="preserve">[toque: dois rótulos, chifre na mão]</w:t>
       </w:r>
       <w:r>
         <w:t xml:space="preserve"> </w:t>
@@ -3553,25 +3553,28 @@
         <w:t xml:space="preserve">“</w:t>
       </w:r>
       <w:r>
-        <w:t xml:space="preserve">Longhorn breeding-bull tendon, 15 years, type III 71%</w:t>
-      </w:r>
-      <w:r>
-        <w:t xml:space="preserve">”</w:t>
-      </w:r>
-      <w:r>
-        <w:t xml:space="preserve">. No curral, o veterinário estica o tendão real com as duas mãos (</w:t>
-      </w:r>
-      <w:r>
-        <w:t xml:space="preserve">“</w:t>
-      </w:r>
-      <w:r>
-        <w:t xml:space="preserve">isso é a mola</w:t>
-      </w:r>
-      <w:r>
-        <w:t xml:space="preserve">”</w:t>
-      </w:r>
-      <w:r>
-        <w:t xml:space="preserve">) ao lado do pote de farmácia; corte para o tendão virando gel âmbar. Gráfico</w:t>
+        <w:t xml:space="preserve">Longhorn horn core, breeding bull, type III 71%</w:t>
+      </w:r>
+      <w:r>
+        <w:t xml:space="preserve">”</w:t>
+      </w:r>
+      <w:r>
+        <w:t xml:space="preserve">. No curral, o veterinário com o chifre inteiro nas mãos ao lado do pote, depois o corte transversal com o núcleo; o touro vivo com chifres de mais de cem polegadas, lettering</w:t>
+      </w:r>
+      <w:r>
+        <w:t xml:space="preserve"> </w:t>
+      </w:r>
+      <w:r>
+        <w:t xml:space="preserve">“</w:t>
+      </w:r>
+      <w:r>
+        <w:t xml:space="preserve">NEVER STOPS GROWING</w:t>
+      </w:r>
+      <w:r>
+        <w:t xml:space="preserve">”</w:t>
+      </w:r>
+      <w:r>
+        <w:t xml:space="preserve">; corte para o núcleo virando gel âmbar. Gráfico</w:t>
       </w:r>
       <w:r>
         <w:t xml:space="preserve"> </w:t>
@@ -3794,7 +3797,7 @@
         <w:t xml:space="preserve"> </w:t>
       </w:r>
       <w:r>
-        <w:t xml:space="preserve">Então é só comprar colágeno de touro? Não. O extrato vem do tendão de touro reprodutor, de um único centro de processamento no Texas, classificado como substância biológica não regulamentada e proibido de ser vendido cru. Ninguém vai jogar isso num liquidificador e vender num site chinês.</w:t>
+        <w:t xml:space="preserve">Então é só comprar colágeno de touro? Não. O extrato vem do chifre de touro reprodutor, de um único centro de processamento no Texas, classificado como substância biológica não regulamentada e proibido de ser vendido cru. Ninguém vai jogar isso num liquidificador e vender num site chinês.</w:t>
       </w:r>
       <w:r>
         <w:t xml:space="preserve"> </w:t>
@@ -4440,7 +4443,7 @@
         <w:t xml:space="preserve">”</w:t>
       </w:r>
       <w:r>
-        <w:t xml:space="preserve">, o torso e os dois estômagos (animal errado), o corte com o cimento caindo na bandeja, mijar o cimento, o fardo na mesa (29–34) → RECONSTRUIR: tendão de touro reprodutor vs couro de boi de 18 meses, régua do Voluntário 22, ela congela,</w:t>
+        <w:t xml:space="preserve">, o torso e os dois estômagos (animal errado), o corte com o cimento caindo na bandeja, mijar o cimento, o fardo na mesa (29–34) → RECONSTRUIR: chifre que nunca para de crescer vs couro de boi de 18 meses, régua do Voluntário 22, ela congela,</w:t>
       </w:r>
       <w:r>
         <w:t xml:space="preserve"> </w:t>
@@ -4703,7 +4706,7 @@
               <w:jc w:val="left"/>
             </w:pPr>
             <w:r>
-              <w:t xml:space="preserve">6 Colágeno de pote vs tendão</w:t>
+              <w:t xml:space="preserve">6 Colágeno de pote vs chifre de Longhorn</w:t>
             </w:r>
           </w:p>
         </w:tc>
@@ -5634,13 +5637,13 @@
         <w:t xml:space="preserve">“</w:t>
       </w:r>
       <w:r>
-        <w:t xml:space="preserve">breeding-bull tendon, 15 years</w:t>
-      </w:r>
-      <w:r>
-        <w:t xml:space="preserve">”</w:t>
-      </w:r>
-      <w:r>
-        <w:t xml:space="preserve">); doc 08 e brief 04 alinhados.</w:t>
+        <w:t xml:space="preserve">Longhorn horn core, breeding bull</w:t>
+      </w:r>
+      <w:r>
+        <w:t xml:space="preserve">”</w:t>
+      </w:r>
+      <w:r>
+        <w:t xml:space="preserve">); doc 08 e brief 04 alinhados. Fonte: chifre, não tendão (14/10).</w:t>
       </w:r>
     </w:p>
     <w:bookmarkEnd w:id="33"/>

--- a/analise-ed/12_Tese_SodaFil_Logic_Blocks_Premissas.docx
+++ b/analise-ed/12_Tese_SodaFil_Logic_Blocks_Premissas.docx
@@ -3974,7 +3974,7 @@
         <w:t xml:space="preserve"> </w:t>
       </w:r>
       <w:r>
-        <w:t xml:space="preserve">ARGUMENTO: 3D: partículas verdes batendo na esponja blindada e caindo; Attia desenha no quadro branco as barras</w:t>
+        <w:t xml:space="preserve">ARGUMENTO: 3D: partículas verdes batendo na esponja blindada e caindo; Huberman desenha no quadro branco as barras</w:t>
       </w:r>
       <w:r>
         <w:t xml:space="preserve"> </w:t>
@@ -4004,7 +4004,10 @@
         <w:t xml:space="preserve">”</w:t>
       </w:r>
       <w:r>
-        <w:t xml:space="preserve">, com a página do estudo marcada e post-it</w:t>
+        <w:t xml:space="preserve"> </w:t>
+      </w:r>
+      <w:r>
+        <w:t xml:space="preserve">(Attia não aparece na tese; entra no build-up), com a página do estudo marcada e post-it</w:t>
       </w:r>
       <w:r>
         <w:t xml:space="preserve"> </w:t>
